--- a/Client/iOS/huanxi/huanxi/resources/欢喜隐私协议.docx
+++ b/Client/iOS/huanxi/huanxi/resources/欢喜隐私协议.docx
@@ -11,125 +11,125 @@
         <w:ind w:left="0" w:right="0" w:firstLine="0"/>
         <w:jc w:val="center"/>
         <w:rPr>
+          <w:rFonts w:hint="eastAsia" w:ascii="PingFang SC Regular" w:hAnsi="PingFang SC Regular" w:eastAsia="PingFang SC Regular" w:cs="PingFang SC Regular"/>
+          <w:sz w:val="32"/>
+          <w:szCs w:val="32"/>
+          <w:shd w:val="clear" w:color="auto" w:fill="FFFFFF"/>
+          <w:rtl w:val="0"/>
+        </w:rPr>
+      </w:pPr>
+      <w:r>
+        <w:rPr>
           <w:rFonts w:hint="eastAsia" w:ascii="PingFang SC Medium" w:hAnsi="PingFang SC Medium" w:eastAsia="PingFang SC Medium" w:cs="PingFang SC Medium"/>
           <w:b w:val="0"/>
           <w:bCs w:val="0"/>
           <w:i w:val="0"/>
           <w:iCs w:val="0"/>
-          <w:outline w:val="0"/>
-          <w:color w:val="666666"/>
-          <w:sz w:val="32"/>
-          <w:szCs w:val="32"/>
-          <w:shd w:val="clear" w:color="auto" w:fill="FFFFFF"/>
-          <w:rtl w:val="0"/>
-          <w:lang w:val="zh-CN" w:eastAsia="zh-CN"/>
-        </w:rPr>
-      </w:pPr>
+          <w:sz w:val="32"/>
+          <w:szCs w:val="32"/>
+          <w:shd w:val="clear" w:color="auto" w:fill="FFFFFF"/>
+          <w:rtl w:val="0"/>
+          <w:lang w:val="zh-CN" w:eastAsia="zh-CN"/>
+        </w:rPr>
+        <w:t>隐私协议（</w:t>
+      </w:r>
       <w:r>
         <w:rPr>
           <w:rFonts w:hint="eastAsia" w:ascii="PingFang SC Medium" w:hAnsi="PingFang SC Medium" w:eastAsia="PingFang SC Medium" w:cs="PingFang SC Medium"/>
-          <w:b w:val="0"/>
-          <w:bCs w:val="0"/>
-          <w:i w:val="0"/>
-          <w:iCs w:val="0"/>
-          <w:outline w:val="0"/>
-          <w:color w:val="666666"/>
-          <w:sz w:val="32"/>
-          <w:szCs w:val="32"/>
-          <w:shd w:val="clear" w:color="auto" w:fill="FFFFFF"/>
-          <w:rtl w:val="0"/>
-          <w:lang w:val="zh-CN" w:eastAsia="zh-CN"/>
-        </w:rPr>
-        <w:t>欢喜隐私协议</w:t>
-      </w:r>
-    </w:p>
-    <w:p>
-      <w:pPr>
-        <w:pStyle w:val="6"/>
-        <w:framePr w:wrap="auto" w:vAnchor="margin" w:hAnchor="text" w:yAlign="inline"/>
-        <w:bidi w:val="0"/>
-        <w:spacing w:before="0" w:after="160" w:line="240" w:lineRule="auto"/>
-        <w:ind w:left="0" w:right="0" w:firstLine="0"/>
-        <w:jc w:val="center"/>
+          <w:sz w:val="32"/>
+          <w:szCs w:val="32"/>
+          <w:shd w:val="clear" w:color="auto" w:fill="FFFFFF"/>
+          <w:rtl w:val="0"/>
+        </w:rPr>
+        <w:t>APP</w:t>
+      </w:r>
+      <w:r>
         <w:rPr>
           <w:rFonts w:hint="eastAsia" w:ascii="PingFang SC Medium" w:hAnsi="PingFang SC Medium" w:eastAsia="PingFang SC Medium" w:cs="PingFang SC Medium"/>
           <w:b w:val="0"/>
           <w:bCs w:val="0"/>
           <w:i w:val="0"/>
           <w:iCs w:val="0"/>
-          <w:outline w:val="0"/>
-          <w:color w:val="666666"/>
-          <w:sz w:val="28"/>
-          <w:szCs w:val="28"/>
-          <w:shd w:val="clear" w:color="auto" w:fill="FFFFFF"/>
-          <w:rtl w:val="0"/>
-          <w:lang w:val="zh-CN" w:eastAsia="zh-CN"/>
-        </w:rPr>
-      </w:pPr>
-    </w:p>
-    <w:p>
-      <w:pPr>
-        <w:pStyle w:val="6"/>
-        <w:framePr w:wrap="auto" w:vAnchor="margin" w:hAnchor="text" w:yAlign="inline"/>
-        <w:bidi w:val="0"/>
-        <w:spacing w:before="0" w:after="160" w:line="240" w:lineRule="auto"/>
-        <w:ind w:left="0" w:right="0" w:firstLine="0"/>
-        <w:jc w:val="left"/>
-        <w:rPr>
-          <w:rFonts w:hint="eastAsia" w:ascii="PingFang SC Regular" w:hAnsi="PingFang SC Regular" w:eastAsia="PingFang SC Regular" w:cs="PingFang SC Regular"/>
-          <w:outline w:val="0"/>
-          <w:color w:val="666666"/>
-          <w:sz w:val="32"/>
-          <w:szCs w:val="32"/>
-          <w:shd w:val="clear" w:color="auto" w:fill="FFFFFF"/>
-          <w:rtl w:val="0"/>
-        </w:rPr>
-      </w:pPr>
-      <w:r>
-        <w:rPr>
-          <w:rFonts w:hint="eastAsia" w:ascii="PingFang SC Regular" w:hAnsi="PingFang SC Regular" w:eastAsia="PingFang SC Regular" w:cs="PingFang SC Regular"/>
-          <w:b w:val="0"/>
-          <w:bCs w:val="0"/>
-          <w:i w:val="0"/>
-          <w:iCs w:val="0"/>
-          <w:outline w:val="0"/>
-          <w:color w:val="666666"/>
-          <w:sz w:val="32"/>
-          <w:szCs w:val="32"/>
-          <w:shd w:val="clear" w:color="auto" w:fill="FFFFFF"/>
-          <w:rtl w:val="0"/>
-          <w:lang w:val="zh-CN" w:eastAsia="zh-CN"/>
-        </w:rPr>
-        <w:t>我们重视用户的隐私。您在使用我们的服务时，我们可能会收集和使用您的相关信息。我们希望通过本《隐私协议》向您说明，在使用我们的服务时，我们如何收集、使用、储存和分享这些信息，以及我们为您提供的访问、更新、控制和保护这些信息的方式。本《隐私协议》与您所使用的服务息息相关，希望您仔细阅读，在需要时，按照本《隐私协议》的指引，作出您认为适当的选择。本《隐私协议》中涉及的相关技术词汇，我们尽量以简明扼要的表述，并提供进一步说明的链接，以便您的理解。</w:t>
-      </w:r>
-    </w:p>
-    <w:p>
-      <w:pPr>
-        <w:pStyle w:val="6"/>
-        <w:framePr w:wrap="auto" w:vAnchor="margin" w:hAnchor="text" w:yAlign="inline"/>
-        <w:bidi w:val="0"/>
-        <w:spacing w:before="0" w:after="160" w:line="240" w:lineRule="auto"/>
-        <w:ind w:left="0" w:right="0" w:firstLine="0"/>
-        <w:jc w:val="left"/>
-        <w:rPr>
-          <w:rFonts w:hint="eastAsia" w:ascii="PingFang SC Regular" w:hAnsi="PingFang SC Regular" w:eastAsia="PingFang SC Regular" w:cs="PingFang SC Regular"/>
-          <w:outline w:val="0"/>
-          <w:color w:val="666666"/>
-          <w:sz w:val="32"/>
-          <w:szCs w:val="32"/>
-          <w:shd w:val="clear" w:color="auto" w:fill="FFFFFF"/>
-          <w:rtl w:val="0"/>
-        </w:rPr>
-      </w:pPr>
-      <w:r>
-        <w:rPr>
-          <w:rFonts w:hint="eastAsia" w:ascii="PingFang SC Regular" w:hAnsi="PingFang SC Regular" w:eastAsia="PingFang SC Regular" w:cs="PingFang SC Regular"/>
-          <w:b w:val="0"/>
-          <w:bCs w:val="0"/>
-          <w:i w:val="0"/>
-          <w:iCs w:val="0"/>
-          <w:outline w:val="0"/>
-          <w:color w:val="666666"/>
+          <w:sz w:val="32"/>
+          <w:szCs w:val="32"/>
+          <w:shd w:val="clear" w:color="auto" w:fill="FFFFFF"/>
+          <w:rtl w:val="0"/>
+        </w:rPr>
+        <w:t>）</w:t>
+      </w:r>
+    </w:p>
+    <w:p>
+      <w:pPr>
+        <w:pStyle w:val="6"/>
+        <w:framePr w:wrap="auto" w:vAnchor="margin" w:hAnchor="text" w:yAlign="inline"/>
+        <w:bidi w:val="0"/>
+        <w:spacing w:before="0" w:after="160" w:line="240" w:lineRule="auto"/>
+        <w:ind w:left="0" w:right="0" w:firstLine="0"/>
+        <w:jc w:val="left"/>
+        <w:rPr>
+          <w:rFonts w:hint="eastAsia" w:ascii="PingFang SC Regular" w:hAnsi="PingFang SC Regular" w:eastAsia="PingFang SC Regular" w:cs="PingFang SC Regular"/>
+          <w:sz w:val="32"/>
+          <w:szCs w:val="32"/>
+          <w:shd w:val="clear" w:color="auto" w:fill="FFFFFF"/>
+          <w:rtl w:val="0"/>
+        </w:rPr>
+      </w:pPr>
+      <w:r>
+        <w:rPr>
+          <w:rFonts w:hint="eastAsia" w:ascii="PingFang SC Regular" w:hAnsi="PingFang SC Regular" w:eastAsia="PingFang SC Regular" w:cs="PingFang SC Regular"/>
+          <w:b w:val="0"/>
+          <w:bCs w:val="0"/>
+          <w:i w:val="0"/>
+          <w:iCs w:val="0"/>
+          <w:sz w:val="32"/>
+          <w:szCs w:val="32"/>
+          <w:shd w:val="clear" w:color="auto" w:fill="FFFFFF"/>
+          <w:rtl w:val="0"/>
+          <w:lang w:val="zh-CN" w:eastAsia="zh-CN"/>
+        </w:rPr>
+        <w:t>我们重视用户的隐私。您在使用我们的服务时，我们可能会收集和使用您的相关信息。我们希望通过本《隐私协议》向您说明，在使用我们的服务时，我们如何收集、使用、储存和分享这些信息，以及我们为您提供的访问、更新、控制和保护这些信息的方式。本《隐私协议》与您所使用的服务息息相关，希望您仔细阅读，在需要时，按照本《隐私协议》的指引，作出您认为适当的选择。本《隐私协议》中涉及</w:t>
+      </w:r>
+      <w:bookmarkStart w:id="0" w:name="_GoBack"/>
+      <w:bookmarkEnd w:id="0"/>
+      <w:r>
+        <w:rPr>
+          <w:rFonts w:hint="eastAsia" w:ascii="PingFang SC Regular" w:hAnsi="PingFang SC Regular" w:eastAsia="PingFang SC Regular" w:cs="PingFang SC Regular"/>
+          <w:b w:val="0"/>
+          <w:bCs w:val="0"/>
+          <w:i w:val="0"/>
+          <w:iCs w:val="0"/>
+          <w:sz w:val="32"/>
+          <w:szCs w:val="32"/>
+          <w:shd w:val="clear" w:color="auto" w:fill="FFFFFF"/>
+          <w:rtl w:val="0"/>
+          <w:lang w:val="zh-CN" w:eastAsia="zh-CN"/>
+        </w:rPr>
+        <w:t>的相关技术词汇，我们尽量以简明扼要的表述，并提供进一步说明的链接，以便您的理解。</w:t>
+      </w:r>
+    </w:p>
+    <w:p>
+      <w:pPr>
+        <w:pStyle w:val="6"/>
+        <w:framePr w:wrap="auto" w:vAnchor="margin" w:hAnchor="text" w:yAlign="inline"/>
+        <w:bidi w:val="0"/>
+        <w:spacing w:before="0" w:after="160" w:line="240" w:lineRule="auto"/>
+        <w:ind w:left="0" w:right="0" w:firstLine="0"/>
+        <w:jc w:val="left"/>
+        <w:rPr>
+          <w:rFonts w:hint="eastAsia" w:ascii="PingFang SC Regular" w:hAnsi="PingFang SC Regular" w:eastAsia="PingFang SC Regular" w:cs="PingFang SC Regular"/>
+          <w:sz w:val="32"/>
+          <w:szCs w:val="32"/>
+          <w:shd w:val="clear" w:color="auto" w:fill="FFFFFF"/>
+          <w:rtl w:val="0"/>
+        </w:rPr>
+      </w:pPr>
+      <w:r>
+        <w:rPr>
+          <w:rFonts w:hint="eastAsia" w:ascii="PingFang SC Regular" w:hAnsi="PingFang SC Regular" w:eastAsia="PingFang SC Regular" w:cs="PingFang SC Regular"/>
+          <w:b w:val="0"/>
+          <w:bCs w:val="0"/>
+          <w:i w:val="0"/>
+          <w:iCs w:val="0"/>
           <w:sz w:val="32"/>
           <w:szCs w:val="32"/>
           <w:shd w:val="clear" w:color="auto" w:fill="FFFFFF"/>
@@ -149,23 +149,19 @@
         <w:jc w:val="left"/>
         <w:rPr>
           <w:rFonts w:hint="eastAsia" w:ascii="PingFang SC Regular" w:hAnsi="PingFang SC Regular" w:eastAsia="PingFang SC Regular" w:cs="PingFang SC Regular"/>
-          <w:outline w:val="0"/>
-          <w:color w:val="666666"/>
-          <w:sz w:val="32"/>
-          <w:szCs w:val="32"/>
-          <w:shd w:val="clear" w:color="auto" w:fill="FFFFFF"/>
-          <w:rtl w:val="0"/>
-        </w:rPr>
-      </w:pPr>
-      <w:r>
-        <w:rPr>
-          <w:rFonts w:hint="eastAsia" w:ascii="PingFang SC Regular" w:hAnsi="PingFang SC Regular" w:eastAsia="PingFang SC Regular" w:cs="PingFang SC Regular"/>
-          <w:b w:val="0"/>
-          <w:bCs w:val="0"/>
-          <w:i w:val="0"/>
-          <w:iCs w:val="0"/>
-          <w:outline w:val="0"/>
-          <w:color w:val="666666"/>
+          <w:sz w:val="32"/>
+          <w:szCs w:val="32"/>
+          <w:shd w:val="clear" w:color="auto" w:fill="FFFFFF"/>
+          <w:rtl w:val="0"/>
+        </w:rPr>
+      </w:pPr>
+      <w:r>
+        <w:rPr>
+          <w:rFonts w:hint="eastAsia" w:ascii="PingFang SC Regular" w:hAnsi="PingFang SC Regular" w:eastAsia="PingFang SC Regular" w:cs="PingFang SC Regular"/>
+          <w:b w:val="0"/>
+          <w:bCs w:val="0"/>
+          <w:i w:val="0"/>
+          <w:iCs w:val="0"/>
           <w:sz w:val="32"/>
           <w:szCs w:val="32"/>
           <w:shd w:val="clear" w:color="auto" w:fill="FFFFFF"/>
@@ -185,232 +181,19 @@
         <w:jc w:val="left"/>
         <w:rPr>
           <w:rFonts w:hint="eastAsia" w:ascii="PingFang SC Regular" w:hAnsi="PingFang SC Regular" w:eastAsia="PingFang SC Regular" w:cs="PingFang SC Regular"/>
-          <w:outline w:val="0"/>
-          <w:color w:val="666666"/>
-          <w:sz w:val="32"/>
-          <w:szCs w:val="32"/>
-          <w:u w:val="none"/>
-          <w:shd w:val="clear" w:color="auto" w:fill="FFFFFF"/>
-          <w:rtl w:val="0"/>
-        </w:rPr>
-      </w:pPr>
-      <w:r>
-        <w:rPr>
-          <w:rFonts w:hint="eastAsia" w:ascii="PingFang SC Regular" w:hAnsi="PingFang SC Regular" w:eastAsia="PingFang SC Regular" w:cs="PingFang SC Regular"/>
-          <w:b w:val="0"/>
-          <w:bCs w:val="0"/>
-          <w:i w:val="0"/>
-          <w:iCs w:val="0"/>
-          <w:outline w:val="0"/>
-          <w:color w:val="666666"/>
-          <w:sz w:val="32"/>
-          <w:szCs w:val="32"/>
-          <w:u w:val="none"/>
-          <w:shd w:val="clear" w:color="auto" w:fill="FFFFFF"/>
-          <w:rtl w:val="0"/>
-          <w:lang w:val="ja-JP" w:eastAsia="ja-JP"/>
-        </w:rPr>
-        <w:t>最近更新日期：</w:t>
-      </w:r>
-      <w:r>
-        <w:rPr>
-          <w:rFonts w:hint="eastAsia" w:ascii="PingFang SC Regular" w:hAnsi="PingFang SC Regular" w:eastAsia="PingFang SC Regular" w:cs="PingFang SC Regular"/>
-          <w:outline w:val="0"/>
-          <w:color w:val="666666"/>
-          <w:sz w:val="32"/>
-          <w:szCs w:val="32"/>
-          <w:u w:val="single"/>
-          <w:shd w:val="clear" w:color="auto" w:fill="FFFFFF"/>
-          <w:rtl w:val="0"/>
-        </w:rPr>
-        <w:t>  202</w:t>
-      </w:r>
-      <w:r>
-        <w:rPr>
-          <w:rFonts w:hint="eastAsia" w:ascii="PingFang SC Regular" w:hAnsi="PingFang SC Regular" w:eastAsia="PingFang SC Regular" w:cs="PingFang SC Regular"/>
-          <w:outline w:val="0"/>
-          <w:color w:val="666666"/>
-          <w:sz w:val="32"/>
-          <w:szCs w:val="32"/>
-          <w:u w:val="single"/>
-          <w:shd w:val="clear" w:color="auto" w:fill="FFFFFF"/>
-          <w:rtl w:val="0"/>
-          <w:lang w:val="zh-CN" w:eastAsia="zh-CN"/>
-        </w:rPr>
-        <w:t>4</w:t>
-      </w:r>
-      <w:r>
-        <w:rPr>
-          <w:rFonts w:hint="eastAsia" w:ascii="PingFang SC Regular" w:hAnsi="PingFang SC Regular" w:eastAsia="PingFang SC Regular" w:cs="PingFang SC Regular"/>
-          <w:outline w:val="0"/>
-          <w:color w:val="666666"/>
-          <w:sz w:val="32"/>
-          <w:szCs w:val="32"/>
-          <w:u w:val="single"/>
-          <w:shd w:val="clear" w:color="auto" w:fill="FFFFFF"/>
-          <w:rtl w:val="0"/>
-        </w:rPr>
-        <w:t>  </w:t>
-      </w:r>
-      <w:r>
-        <w:rPr>
-          <w:rFonts w:hint="eastAsia" w:ascii="PingFang SC Regular" w:hAnsi="PingFang SC Regular" w:eastAsia="PingFang SC Regular" w:cs="PingFang SC Regular"/>
-          <w:b w:val="0"/>
-          <w:bCs w:val="0"/>
-          <w:i w:val="0"/>
-          <w:iCs w:val="0"/>
-          <w:outline w:val="0"/>
-          <w:color w:val="666666"/>
-          <w:sz w:val="32"/>
-          <w:szCs w:val="32"/>
-          <w:u w:val="none"/>
-          <w:shd w:val="clear" w:color="auto" w:fill="FFFFFF"/>
-          <w:rtl w:val="0"/>
-        </w:rPr>
-        <w:t>年</w:t>
-      </w:r>
-      <w:r>
-        <w:rPr>
-          <w:rFonts w:hint="eastAsia" w:ascii="PingFang SC Regular" w:hAnsi="PingFang SC Regular" w:eastAsia="PingFang SC Regular" w:cs="PingFang SC Regular"/>
-          <w:outline w:val="0"/>
-          <w:color w:val="666666"/>
-          <w:sz w:val="32"/>
-          <w:szCs w:val="32"/>
-          <w:u w:val="single"/>
-          <w:shd w:val="clear" w:color="auto" w:fill="FFFFFF"/>
-          <w:rtl w:val="0"/>
-        </w:rPr>
-        <w:t>   </w:t>
-      </w:r>
-      <w:r>
-        <w:rPr>
-          <w:rFonts w:hint="eastAsia" w:ascii="PingFang SC Regular" w:hAnsi="PingFang SC Regular" w:eastAsia="PingFang SC Regular" w:cs="PingFang SC Regular"/>
-          <w:outline w:val="0"/>
-          <w:color w:val="666666"/>
-          <w:sz w:val="32"/>
-          <w:szCs w:val="32"/>
-          <w:u w:val="single"/>
-          <w:shd w:val="clear" w:color="auto" w:fill="FFFFFF"/>
-          <w:rtl w:val="0"/>
-          <w:lang w:val="zh-CN" w:eastAsia="zh-CN"/>
-        </w:rPr>
-        <w:t>9</w:t>
-      </w:r>
-      <w:r>
-        <w:rPr>
-          <w:rFonts w:hint="eastAsia" w:ascii="PingFang SC Regular" w:hAnsi="PingFang SC Regular" w:eastAsia="PingFang SC Regular" w:cs="PingFang SC Regular"/>
-          <w:outline w:val="0"/>
-          <w:color w:val="666666"/>
-          <w:sz w:val="32"/>
-          <w:szCs w:val="32"/>
-          <w:u w:val="single"/>
-          <w:shd w:val="clear" w:color="auto" w:fill="FFFFFF"/>
-          <w:rtl w:val="0"/>
-        </w:rPr>
-        <w:t>   </w:t>
-      </w:r>
-      <w:r>
-        <w:rPr>
-          <w:rFonts w:hint="eastAsia" w:ascii="PingFang SC Regular" w:hAnsi="PingFang SC Regular" w:eastAsia="PingFang SC Regular" w:cs="PingFang SC Regular"/>
-          <w:b w:val="0"/>
-          <w:bCs w:val="0"/>
-          <w:i w:val="0"/>
-          <w:iCs w:val="0"/>
-          <w:outline w:val="0"/>
-          <w:color w:val="666666"/>
-          <w:sz w:val="32"/>
-          <w:szCs w:val="32"/>
-          <w:u w:val="none"/>
-          <w:shd w:val="clear" w:color="auto" w:fill="FFFFFF"/>
-          <w:rtl w:val="0"/>
-        </w:rPr>
-        <w:t>月</w:t>
-      </w:r>
-      <w:r>
-        <w:rPr>
-          <w:rFonts w:hint="eastAsia" w:ascii="PingFang SC Regular" w:hAnsi="PingFang SC Regular" w:eastAsia="PingFang SC Regular" w:cs="PingFang SC Regular"/>
-          <w:outline w:val="0"/>
-          <w:color w:val="666666"/>
-          <w:sz w:val="32"/>
-          <w:szCs w:val="32"/>
-          <w:u w:val="single"/>
-          <w:shd w:val="clear" w:color="auto" w:fill="FFFFFF"/>
-          <w:rtl w:val="0"/>
-        </w:rPr>
-        <w:t xml:space="preserve">  </w:t>
-      </w:r>
-      <w:r>
-        <w:rPr>
-          <w:rFonts w:hint="eastAsia" w:ascii="PingFang SC Regular" w:hAnsi="PingFang SC Regular" w:eastAsia="PingFang SC Regular" w:cs="PingFang SC Regular"/>
-          <w:outline w:val="0"/>
-          <w:color w:val="666666"/>
-          <w:sz w:val="32"/>
-          <w:szCs w:val="32"/>
-          <w:u w:val="single"/>
-          <w:shd w:val="clear" w:color="auto" w:fill="FFFFFF"/>
-          <w:rtl w:val="0"/>
-          <w:lang w:val="zh-CN" w:eastAsia="zh-CN"/>
-        </w:rPr>
-        <w:t>6</w:t>
-      </w:r>
-      <w:r>
-        <w:rPr>
-          <w:rFonts w:hint="eastAsia" w:ascii="PingFang SC Regular" w:hAnsi="PingFang SC Regular" w:eastAsia="PingFang SC Regular" w:cs="PingFang SC Regular"/>
-          <w:outline w:val="0"/>
-          <w:color w:val="666666"/>
-          <w:sz w:val="32"/>
-          <w:szCs w:val="32"/>
-          <w:u w:val="single"/>
-          <w:shd w:val="clear" w:color="auto" w:fill="FFFFFF"/>
-          <w:rtl w:val="0"/>
-        </w:rPr>
-        <w:t>  </w:t>
-      </w:r>
-      <w:r>
-        <w:rPr>
-          <w:rFonts w:hint="eastAsia" w:ascii="PingFang SC Regular" w:hAnsi="PingFang SC Regular" w:eastAsia="PingFang SC Regular" w:cs="PingFang SC Regular"/>
-          <w:b w:val="0"/>
-          <w:bCs w:val="0"/>
-          <w:i w:val="0"/>
-          <w:iCs w:val="0"/>
-          <w:outline w:val="0"/>
-          <w:color w:val="666666"/>
-          <w:sz w:val="32"/>
-          <w:szCs w:val="32"/>
-          <w:u w:val="none"/>
-          <w:shd w:val="clear" w:color="auto" w:fill="FFFFFF"/>
-          <w:rtl w:val="0"/>
-        </w:rPr>
-        <w:t>日</w:t>
-      </w:r>
-    </w:p>
-    <w:p>
-      <w:pPr>
-        <w:pStyle w:val="6"/>
-        <w:framePr w:wrap="auto" w:vAnchor="margin" w:hAnchor="text" w:yAlign="inline"/>
-        <w:bidi w:val="0"/>
-        <w:spacing w:before="0" w:after="160" w:line="240" w:lineRule="auto"/>
-        <w:ind w:left="0" w:right="0" w:firstLine="0"/>
-        <w:jc w:val="left"/>
-        <w:rPr>
-          <w:rFonts w:hint="eastAsia" w:ascii="PingFang SC Regular" w:hAnsi="PingFang SC Regular" w:eastAsia="PingFang SC Regular" w:cs="PingFang SC Regular"/>
-          <w:outline w:val="0"/>
-          <w:color w:val="666666"/>
-          <w:sz w:val="32"/>
-          <w:szCs w:val="32"/>
-          <w:shd w:val="clear" w:color="auto" w:fill="FFFFFF"/>
-          <w:rtl w:val="0"/>
-        </w:rPr>
-      </w:pPr>
-      <w:r>
-        <w:rPr>
-          <w:rFonts w:hint="eastAsia" w:ascii="PingFang SC Regular" w:hAnsi="PingFang SC Regular" w:eastAsia="PingFang SC Regular" w:cs="PingFang SC Regular"/>
-          <w:b w:val="0"/>
-          <w:bCs w:val="0"/>
-          <w:i w:val="0"/>
-          <w:iCs w:val="0"/>
-          <w:outline w:val="0"/>
-          <w:color w:val="666666"/>
+          <w:sz w:val="32"/>
+          <w:szCs w:val="32"/>
+          <w:shd w:val="clear" w:color="auto" w:fill="FFFFFF"/>
+          <w:rtl w:val="0"/>
+        </w:rPr>
+      </w:pPr>
+      <w:r>
+        <w:rPr>
+          <w:rFonts w:hint="eastAsia" w:ascii="PingFang SC Regular" w:hAnsi="PingFang SC Regular" w:eastAsia="PingFang SC Regular" w:cs="PingFang SC Regular"/>
+          <w:b w:val="0"/>
+          <w:bCs w:val="0"/>
+          <w:i w:val="0"/>
+          <w:iCs w:val="0"/>
           <w:sz w:val="32"/>
           <w:szCs w:val="32"/>
           <w:shd w:val="clear" w:color="auto" w:fill="FFFFFF"/>
@@ -430,23 +213,19 @@
         <w:jc w:val="left"/>
         <w:rPr>
           <w:rFonts w:hint="eastAsia" w:ascii="PingFang SC Regular" w:hAnsi="PingFang SC Regular" w:eastAsia="PingFang SC Regular" w:cs="PingFang SC Regular"/>
-          <w:outline w:val="0"/>
-          <w:color w:val="666666"/>
-          <w:sz w:val="32"/>
-          <w:szCs w:val="32"/>
-          <w:shd w:val="clear" w:color="auto" w:fill="FFFFFF"/>
-          <w:rtl w:val="0"/>
-        </w:rPr>
-      </w:pPr>
-      <w:r>
-        <w:rPr>
-          <w:rFonts w:hint="eastAsia" w:ascii="PingFang SC Regular" w:hAnsi="PingFang SC Regular" w:eastAsia="PingFang SC Regular" w:cs="PingFang SC Regular"/>
-          <w:b w:val="0"/>
-          <w:bCs w:val="0"/>
-          <w:i w:val="0"/>
-          <w:iCs w:val="0"/>
-          <w:outline w:val="0"/>
-          <w:color w:val="666666"/>
+          <w:sz w:val="32"/>
+          <w:szCs w:val="32"/>
+          <w:shd w:val="clear" w:color="auto" w:fill="FFFFFF"/>
+          <w:rtl w:val="0"/>
+        </w:rPr>
+      </w:pPr>
+      <w:r>
+        <w:rPr>
+          <w:rFonts w:hint="eastAsia" w:ascii="PingFang SC Regular" w:hAnsi="PingFang SC Regular" w:eastAsia="PingFang SC Regular" w:cs="PingFang SC Regular"/>
+          <w:b w:val="0"/>
+          <w:bCs w:val="0"/>
+          <w:i w:val="0"/>
+          <w:iCs w:val="0"/>
           <w:sz w:val="32"/>
           <w:szCs w:val="32"/>
           <w:shd w:val="clear" w:color="auto" w:fill="FFFFFF"/>
@@ -466,23 +245,19 @@
         <w:jc w:val="left"/>
         <w:rPr>
           <w:rFonts w:hint="eastAsia" w:ascii="PingFang SC Regular" w:hAnsi="PingFang SC Regular" w:eastAsia="PingFang SC Regular" w:cs="PingFang SC Regular"/>
-          <w:outline w:val="0"/>
-          <w:color w:val="666666"/>
-          <w:sz w:val="32"/>
-          <w:szCs w:val="32"/>
-          <w:shd w:val="clear" w:color="auto" w:fill="FFFFFF"/>
-          <w:rtl w:val="0"/>
-        </w:rPr>
-      </w:pPr>
-      <w:r>
-        <w:rPr>
-          <w:rFonts w:hint="eastAsia" w:ascii="PingFang SC Regular" w:hAnsi="PingFang SC Regular" w:eastAsia="PingFang SC Regular" w:cs="PingFang SC Regular"/>
-          <w:b w:val="0"/>
-          <w:bCs w:val="0"/>
-          <w:i w:val="0"/>
-          <w:iCs w:val="0"/>
-          <w:outline w:val="0"/>
-          <w:color w:val="666666"/>
+          <w:sz w:val="32"/>
+          <w:szCs w:val="32"/>
+          <w:shd w:val="clear" w:color="auto" w:fill="FFFFFF"/>
+          <w:rtl w:val="0"/>
+        </w:rPr>
+      </w:pPr>
+      <w:r>
+        <w:rPr>
+          <w:rFonts w:hint="eastAsia" w:ascii="PingFang SC Regular" w:hAnsi="PingFang SC Regular" w:eastAsia="PingFang SC Regular" w:cs="PingFang SC Regular"/>
+          <w:b w:val="0"/>
+          <w:bCs w:val="0"/>
+          <w:i w:val="0"/>
+          <w:iCs w:val="0"/>
           <w:sz w:val="32"/>
           <w:szCs w:val="32"/>
           <w:shd w:val="clear" w:color="auto" w:fill="FFFFFF"/>
@@ -502,23 +277,19 @@
         <w:jc w:val="left"/>
         <w:rPr>
           <w:rFonts w:hint="eastAsia" w:ascii="PingFang SC Regular" w:hAnsi="PingFang SC Regular" w:eastAsia="PingFang SC Regular" w:cs="PingFang SC Regular"/>
-          <w:outline w:val="0"/>
-          <w:color w:val="666666"/>
-          <w:sz w:val="32"/>
-          <w:szCs w:val="32"/>
-          <w:shd w:val="clear" w:color="auto" w:fill="FFFFFF"/>
-          <w:rtl w:val="0"/>
-        </w:rPr>
-      </w:pPr>
-      <w:r>
-        <w:rPr>
-          <w:rFonts w:hint="eastAsia" w:ascii="PingFang SC Regular" w:hAnsi="PingFang SC Regular" w:eastAsia="PingFang SC Regular" w:cs="PingFang SC Regular"/>
-          <w:b w:val="0"/>
-          <w:bCs w:val="0"/>
-          <w:i w:val="0"/>
-          <w:iCs w:val="0"/>
-          <w:outline w:val="0"/>
-          <w:color w:val="666666"/>
+          <w:sz w:val="32"/>
+          <w:szCs w:val="32"/>
+          <w:shd w:val="clear" w:color="auto" w:fill="FFFFFF"/>
+          <w:rtl w:val="0"/>
+        </w:rPr>
+      </w:pPr>
+      <w:r>
+        <w:rPr>
+          <w:rFonts w:hint="eastAsia" w:ascii="PingFang SC Regular" w:hAnsi="PingFang SC Regular" w:eastAsia="PingFang SC Regular" w:cs="PingFang SC Regular"/>
+          <w:b w:val="0"/>
+          <w:bCs w:val="0"/>
+          <w:i w:val="0"/>
+          <w:iCs w:val="0"/>
           <w:sz w:val="32"/>
           <w:szCs w:val="32"/>
           <w:shd w:val="clear" w:color="auto" w:fill="FFFFFF"/>
@@ -538,19 +309,15 @@
         <w:jc w:val="left"/>
         <w:rPr>
           <w:rFonts w:hint="eastAsia" w:ascii="PingFang SC Regular" w:hAnsi="PingFang SC Regular" w:eastAsia="PingFang SC Regular" w:cs="PingFang SC Regular"/>
-          <w:outline w:val="0"/>
-          <w:color w:val="666666"/>
-          <w:sz w:val="32"/>
-          <w:szCs w:val="32"/>
-          <w:shd w:val="clear" w:color="auto" w:fill="FFFFFF"/>
-          <w:rtl w:val="0"/>
-        </w:rPr>
-      </w:pPr>
-      <w:r>
-        <w:rPr>
-          <w:rFonts w:hint="eastAsia" w:ascii="PingFang SC Regular" w:hAnsi="PingFang SC Regular" w:eastAsia="PingFang SC Regular" w:cs="PingFang SC Regular"/>
-          <w:outline w:val="0"/>
-          <w:color w:val="666666"/>
+          <w:sz w:val="32"/>
+          <w:szCs w:val="32"/>
+          <w:shd w:val="clear" w:color="auto" w:fill="FFFFFF"/>
+          <w:rtl w:val="0"/>
+        </w:rPr>
+      </w:pPr>
+      <w:r>
+        <w:rPr>
+          <w:rFonts w:hint="eastAsia" w:ascii="PingFang SC Regular" w:hAnsi="PingFang SC Regular" w:eastAsia="PingFang SC Regular" w:cs="PingFang SC Regular"/>
           <w:sz w:val="32"/>
           <w:szCs w:val="32"/>
           <w:shd w:val="clear" w:color="auto" w:fill="FFFFFF"/>
@@ -565,8 +332,6 @@
           <w:bCs w:val="0"/>
           <w:i w:val="0"/>
           <w:iCs w:val="0"/>
-          <w:outline w:val="0"/>
-          <w:color w:val="666666"/>
           <w:sz w:val="32"/>
           <w:szCs w:val="32"/>
           <w:shd w:val="clear" w:color="auto" w:fill="FFFFFF"/>
@@ -586,19 +351,15 @@
         <w:jc w:val="left"/>
         <w:rPr>
           <w:rFonts w:hint="eastAsia" w:ascii="PingFang SC Regular" w:hAnsi="PingFang SC Regular" w:eastAsia="PingFang SC Regular" w:cs="PingFang SC Regular"/>
-          <w:outline w:val="0"/>
-          <w:color w:val="666666"/>
-          <w:sz w:val="32"/>
-          <w:szCs w:val="32"/>
-          <w:shd w:val="clear" w:color="auto" w:fill="FFFFFF"/>
-          <w:rtl w:val="0"/>
-        </w:rPr>
-      </w:pPr>
-      <w:r>
-        <w:rPr>
-          <w:rFonts w:hint="eastAsia" w:ascii="PingFang SC Regular" w:hAnsi="PingFang SC Regular" w:eastAsia="PingFang SC Regular" w:cs="PingFang SC Regular"/>
-          <w:outline w:val="0"/>
-          <w:color w:val="666666"/>
+          <w:sz w:val="32"/>
+          <w:szCs w:val="32"/>
+          <w:shd w:val="clear" w:color="auto" w:fill="FFFFFF"/>
+          <w:rtl w:val="0"/>
+        </w:rPr>
+      </w:pPr>
+      <w:r>
+        <w:rPr>
+          <w:rFonts w:hint="eastAsia" w:ascii="PingFang SC Regular" w:hAnsi="PingFang SC Regular" w:eastAsia="PingFang SC Regular" w:cs="PingFang SC Regular"/>
           <w:sz w:val="32"/>
           <w:szCs w:val="32"/>
           <w:shd w:val="clear" w:color="auto" w:fill="FFFFFF"/>
@@ -613,8 +374,6 @@
           <w:bCs w:val="0"/>
           <w:i w:val="0"/>
           <w:iCs w:val="0"/>
-          <w:outline w:val="0"/>
-          <w:color w:val="666666"/>
           <w:sz w:val="32"/>
           <w:szCs w:val="32"/>
           <w:shd w:val="clear" w:color="auto" w:fill="FFFFFF"/>
@@ -626,8 +385,6 @@
       <w:r>
         <w:rPr>
           <w:rFonts w:hint="eastAsia" w:ascii="PingFang SC Regular" w:hAnsi="PingFang SC Regular" w:eastAsia="PingFang SC Regular" w:cs="PingFang SC Regular"/>
-          <w:outline w:val="0"/>
-          <w:color w:val="666666"/>
           <w:sz w:val="32"/>
           <w:szCs w:val="32"/>
           <w:shd w:val="clear" w:color="auto" w:fill="FFFFFF"/>
@@ -642,8 +399,6 @@
           <w:bCs w:val="0"/>
           <w:i w:val="0"/>
           <w:iCs w:val="0"/>
-          <w:outline w:val="0"/>
-          <w:color w:val="666666"/>
           <w:sz w:val="32"/>
           <w:szCs w:val="32"/>
           <w:shd w:val="clear" w:color="auto" w:fill="FFFFFF"/>
@@ -655,8 +410,6 @@
       <w:r>
         <w:rPr>
           <w:rFonts w:hint="eastAsia" w:ascii="PingFang SC Regular" w:hAnsi="PingFang SC Regular" w:eastAsia="PingFang SC Regular" w:cs="PingFang SC Regular"/>
-          <w:outline w:val="0"/>
-          <w:color w:val="666666"/>
           <w:sz w:val="32"/>
           <w:szCs w:val="32"/>
           <w:shd w:val="clear" w:color="auto" w:fill="FFFFFF"/>
@@ -671,8 +424,6 @@
           <w:bCs w:val="0"/>
           <w:i w:val="0"/>
           <w:iCs w:val="0"/>
-          <w:outline w:val="0"/>
-          <w:color w:val="666666"/>
           <w:sz w:val="32"/>
           <w:szCs w:val="32"/>
           <w:shd w:val="clear" w:color="auto" w:fill="FFFFFF"/>
@@ -692,23 +443,19 @@
         <w:jc w:val="left"/>
         <w:rPr>
           <w:rFonts w:hint="eastAsia" w:ascii="PingFang SC Regular" w:hAnsi="PingFang SC Regular" w:eastAsia="PingFang SC Regular" w:cs="PingFang SC Regular"/>
-          <w:outline w:val="0"/>
-          <w:color w:val="666666"/>
-          <w:sz w:val="32"/>
-          <w:szCs w:val="32"/>
-          <w:shd w:val="clear" w:color="auto" w:fill="FFFFFF"/>
-          <w:rtl w:val="0"/>
-        </w:rPr>
-      </w:pPr>
-      <w:r>
-        <w:rPr>
-          <w:rFonts w:hint="eastAsia" w:ascii="PingFang SC Regular" w:hAnsi="PingFang SC Regular" w:eastAsia="PingFang SC Regular" w:cs="PingFang SC Regular"/>
-          <w:b w:val="0"/>
-          <w:bCs w:val="0"/>
-          <w:i w:val="0"/>
-          <w:iCs w:val="0"/>
-          <w:outline w:val="0"/>
-          <w:color w:val="666666"/>
+          <w:sz w:val="32"/>
+          <w:szCs w:val="32"/>
+          <w:shd w:val="clear" w:color="auto" w:fill="FFFFFF"/>
+          <w:rtl w:val="0"/>
+        </w:rPr>
+      </w:pPr>
+      <w:r>
+        <w:rPr>
+          <w:rFonts w:hint="eastAsia" w:ascii="PingFang SC Regular" w:hAnsi="PingFang SC Regular" w:eastAsia="PingFang SC Regular" w:cs="PingFang SC Regular"/>
+          <w:b w:val="0"/>
+          <w:bCs w:val="0"/>
+          <w:i w:val="0"/>
+          <w:iCs w:val="0"/>
           <w:sz w:val="32"/>
           <w:szCs w:val="32"/>
           <w:shd w:val="clear" w:color="auto" w:fill="FFFFFF"/>
@@ -728,23 +475,19 @@
         <w:jc w:val="left"/>
         <w:rPr>
           <w:rFonts w:hint="eastAsia" w:ascii="PingFang SC Regular" w:hAnsi="PingFang SC Regular" w:eastAsia="PingFang SC Regular" w:cs="PingFang SC Regular"/>
-          <w:outline w:val="0"/>
-          <w:color w:val="666666"/>
-          <w:sz w:val="32"/>
-          <w:szCs w:val="32"/>
-          <w:shd w:val="clear" w:color="auto" w:fill="FFFFFF"/>
-          <w:rtl w:val="0"/>
-        </w:rPr>
-      </w:pPr>
-      <w:r>
-        <w:rPr>
-          <w:rFonts w:hint="eastAsia" w:ascii="PingFang SC Regular" w:hAnsi="PingFang SC Regular" w:eastAsia="PingFang SC Regular" w:cs="PingFang SC Regular"/>
-          <w:b w:val="0"/>
-          <w:bCs w:val="0"/>
-          <w:i w:val="0"/>
-          <w:iCs w:val="0"/>
-          <w:outline w:val="0"/>
-          <w:color w:val="666666"/>
+          <w:sz w:val="32"/>
+          <w:szCs w:val="32"/>
+          <w:shd w:val="clear" w:color="auto" w:fill="FFFFFF"/>
+          <w:rtl w:val="0"/>
+        </w:rPr>
+      </w:pPr>
+      <w:r>
+        <w:rPr>
+          <w:rFonts w:hint="eastAsia" w:ascii="PingFang SC Regular" w:hAnsi="PingFang SC Regular" w:eastAsia="PingFang SC Regular" w:cs="PingFang SC Regular"/>
+          <w:b w:val="0"/>
+          <w:bCs w:val="0"/>
+          <w:i w:val="0"/>
+          <w:iCs w:val="0"/>
           <w:sz w:val="32"/>
           <w:szCs w:val="32"/>
           <w:shd w:val="clear" w:color="auto" w:fill="FFFFFF"/>
@@ -764,19 +507,15 @@
         <w:jc w:val="left"/>
         <w:rPr>
           <w:rFonts w:hint="eastAsia" w:ascii="PingFang SC Regular" w:hAnsi="PingFang SC Regular" w:eastAsia="PingFang SC Regular" w:cs="PingFang SC Regular"/>
-          <w:outline w:val="0"/>
-          <w:color w:val="666666"/>
-          <w:sz w:val="32"/>
-          <w:szCs w:val="32"/>
-          <w:shd w:val="clear" w:color="auto" w:fill="FFFFFF"/>
-          <w:rtl w:val="0"/>
-        </w:rPr>
-      </w:pPr>
-      <w:r>
-        <w:rPr>
-          <w:rFonts w:hint="eastAsia" w:ascii="PingFang SC Regular" w:hAnsi="PingFang SC Regular" w:eastAsia="PingFang SC Regular" w:cs="PingFang SC Regular"/>
-          <w:outline w:val="0"/>
-          <w:color w:val="666666"/>
+          <w:sz w:val="32"/>
+          <w:szCs w:val="32"/>
+          <w:shd w:val="clear" w:color="auto" w:fill="FFFFFF"/>
+          <w:rtl w:val="0"/>
+        </w:rPr>
+      </w:pPr>
+      <w:r>
+        <w:rPr>
+          <w:rFonts w:hint="eastAsia" w:ascii="PingFang SC Regular" w:hAnsi="PingFang SC Regular" w:eastAsia="PingFang SC Regular" w:cs="PingFang SC Regular"/>
           <w:sz w:val="32"/>
           <w:szCs w:val="32"/>
           <w:shd w:val="clear" w:color="auto" w:fill="FFFFFF"/>
@@ -792,8 +531,6 @@
           <w:bCs w:val="0"/>
           <w:i w:val="0"/>
           <w:iCs w:val="0"/>
-          <w:outline w:val="0"/>
-          <w:color w:val="666666"/>
           <w:sz w:val="32"/>
           <w:szCs w:val="32"/>
           <w:shd w:val="clear" w:color="auto" w:fill="FFFFFF"/>
@@ -805,8 +542,6 @@
       <w:r>
         <w:rPr>
           <w:rFonts w:hint="eastAsia" w:ascii="PingFang SC Regular" w:hAnsi="PingFang SC Regular" w:eastAsia="PingFang SC Regular" w:cs="PingFang SC Regular"/>
-          <w:outline w:val="0"/>
-          <w:color w:val="666666"/>
           <w:sz w:val="32"/>
           <w:szCs w:val="32"/>
           <w:shd w:val="clear" w:color="auto" w:fill="FFFFFF"/>
@@ -822,8 +557,6 @@
           <w:bCs w:val="0"/>
           <w:i w:val="0"/>
           <w:iCs w:val="0"/>
-          <w:outline w:val="0"/>
-          <w:color w:val="666666"/>
           <w:sz w:val="32"/>
           <w:szCs w:val="32"/>
           <w:shd w:val="clear" w:color="auto" w:fill="FFFFFF"/>
@@ -843,19 +576,15 @@
         <w:jc w:val="left"/>
         <w:rPr>
           <w:rFonts w:hint="eastAsia" w:ascii="PingFang SC Regular" w:hAnsi="PingFang SC Regular" w:eastAsia="PingFang SC Regular" w:cs="PingFang SC Regular"/>
-          <w:outline w:val="0"/>
-          <w:color w:val="666666"/>
-          <w:sz w:val="32"/>
-          <w:szCs w:val="32"/>
-          <w:shd w:val="clear" w:color="auto" w:fill="FFFFFF"/>
-          <w:rtl w:val="0"/>
-        </w:rPr>
-      </w:pPr>
-      <w:r>
-        <w:rPr>
-          <w:rFonts w:hint="eastAsia" w:ascii="PingFang SC Regular" w:hAnsi="PingFang SC Regular" w:eastAsia="PingFang SC Regular" w:cs="PingFang SC Regular"/>
-          <w:outline w:val="0"/>
-          <w:color w:val="666666"/>
+          <w:sz w:val="32"/>
+          <w:szCs w:val="32"/>
+          <w:shd w:val="clear" w:color="auto" w:fill="FFFFFF"/>
+          <w:rtl w:val="0"/>
+        </w:rPr>
+      </w:pPr>
+      <w:r>
+        <w:rPr>
+          <w:rFonts w:hint="eastAsia" w:ascii="PingFang SC Regular" w:hAnsi="PingFang SC Regular" w:eastAsia="PingFang SC Regular" w:cs="PingFang SC Regular"/>
           <w:sz w:val="32"/>
           <w:szCs w:val="32"/>
           <w:shd w:val="clear" w:color="auto" w:fill="FFFFFF"/>
@@ -870,8 +599,6 @@
           <w:bCs w:val="0"/>
           <w:i w:val="0"/>
           <w:iCs w:val="0"/>
-          <w:outline w:val="0"/>
-          <w:color w:val="666666"/>
           <w:sz w:val="32"/>
           <w:szCs w:val="32"/>
           <w:shd w:val="clear" w:color="auto" w:fill="FFFFFF"/>
@@ -883,8 +610,6 @@
       <w:r>
         <w:rPr>
           <w:rFonts w:hint="eastAsia" w:ascii="PingFang SC Regular" w:hAnsi="PingFang SC Regular" w:eastAsia="PingFang SC Regular" w:cs="PingFang SC Regular"/>
-          <w:outline w:val="0"/>
-          <w:color w:val="666666"/>
           <w:sz w:val="32"/>
           <w:szCs w:val="32"/>
           <w:shd w:val="clear" w:color="auto" w:fill="FFFFFF"/>
@@ -900,8 +625,6 @@
           <w:bCs w:val="0"/>
           <w:i w:val="0"/>
           <w:iCs w:val="0"/>
-          <w:outline w:val="0"/>
-          <w:color w:val="666666"/>
           <w:sz w:val="32"/>
           <w:szCs w:val="32"/>
           <w:shd w:val="clear" w:color="auto" w:fill="FFFFFF"/>
@@ -921,19 +644,15 @@
         <w:jc w:val="left"/>
         <w:rPr>
           <w:rFonts w:hint="eastAsia" w:ascii="PingFang SC Regular" w:hAnsi="PingFang SC Regular" w:eastAsia="PingFang SC Regular" w:cs="PingFang SC Regular"/>
-          <w:outline w:val="0"/>
-          <w:color w:val="666666"/>
-          <w:sz w:val="32"/>
-          <w:szCs w:val="32"/>
-          <w:shd w:val="clear" w:color="auto" w:fill="FFFFFF"/>
-          <w:rtl w:val="0"/>
-        </w:rPr>
-      </w:pPr>
-      <w:r>
-        <w:rPr>
-          <w:rFonts w:hint="eastAsia" w:ascii="PingFang SC Regular" w:hAnsi="PingFang SC Regular" w:eastAsia="PingFang SC Regular" w:cs="PingFang SC Regular"/>
-          <w:outline w:val="0"/>
-          <w:color w:val="666666"/>
+          <w:sz w:val="32"/>
+          <w:szCs w:val="32"/>
+          <w:shd w:val="clear" w:color="auto" w:fill="FFFFFF"/>
+          <w:rtl w:val="0"/>
+        </w:rPr>
+      </w:pPr>
+      <w:r>
+        <w:rPr>
+          <w:rFonts w:hint="eastAsia" w:ascii="PingFang SC Regular" w:hAnsi="PingFang SC Regular" w:eastAsia="PingFang SC Regular" w:cs="PingFang SC Regular"/>
           <w:sz w:val="32"/>
           <w:szCs w:val="32"/>
           <w:shd w:val="clear" w:color="auto" w:fill="FFFFFF"/>
@@ -948,8 +667,6 @@
           <w:bCs w:val="0"/>
           <w:i w:val="0"/>
           <w:iCs w:val="0"/>
-          <w:outline w:val="0"/>
-          <w:color w:val="666666"/>
           <w:sz w:val="32"/>
           <w:szCs w:val="32"/>
           <w:shd w:val="clear" w:color="auto" w:fill="FFFFFF"/>
@@ -961,8 +678,6 @@
       <w:r>
         <w:rPr>
           <w:rFonts w:hint="eastAsia" w:ascii="PingFang SC Regular" w:hAnsi="PingFang SC Regular" w:eastAsia="PingFang SC Regular" w:cs="PingFang SC Regular"/>
-          <w:outline w:val="0"/>
-          <w:color w:val="666666"/>
           <w:sz w:val="32"/>
           <w:szCs w:val="32"/>
           <w:shd w:val="clear" w:color="auto" w:fill="FFFFFF"/>
@@ -977,8 +692,6 @@
           <w:bCs w:val="0"/>
           <w:i w:val="0"/>
           <w:iCs w:val="0"/>
-          <w:outline w:val="0"/>
-          <w:color w:val="666666"/>
           <w:sz w:val="32"/>
           <w:szCs w:val="32"/>
           <w:shd w:val="clear" w:color="auto" w:fill="FFFFFF"/>
@@ -998,19 +711,15 @@
         <w:jc w:val="left"/>
         <w:rPr>
           <w:rFonts w:hint="eastAsia" w:ascii="PingFang SC Regular" w:hAnsi="PingFang SC Regular" w:eastAsia="PingFang SC Regular" w:cs="PingFang SC Regular"/>
-          <w:outline w:val="0"/>
-          <w:color w:val="666666"/>
-          <w:sz w:val="32"/>
-          <w:szCs w:val="32"/>
-          <w:shd w:val="clear" w:color="auto" w:fill="FFFFFF"/>
-          <w:rtl w:val="0"/>
-        </w:rPr>
-      </w:pPr>
-      <w:r>
-        <w:rPr>
-          <w:rFonts w:hint="eastAsia" w:ascii="PingFang SC Regular" w:hAnsi="PingFang SC Regular" w:eastAsia="PingFang SC Regular" w:cs="PingFang SC Regular"/>
-          <w:outline w:val="0"/>
-          <w:color w:val="666666"/>
+          <w:sz w:val="32"/>
+          <w:szCs w:val="32"/>
+          <w:shd w:val="clear" w:color="auto" w:fill="FFFFFF"/>
+          <w:rtl w:val="0"/>
+        </w:rPr>
+      </w:pPr>
+      <w:r>
+        <w:rPr>
+          <w:rFonts w:hint="eastAsia" w:ascii="PingFang SC Regular" w:hAnsi="PingFang SC Regular" w:eastAsia="PingFang SC Regular" w:cs="PingFang SC Regular"/>
           <w:sz w:val="32"/>
           <w:szCs w:val="32"/>
           <w:shd w:val="clear" w:color="auto" w:fill="FFFFFF"/>
@@ -1025,8 +734,6 @@
           <w:bCs w:val="0"/>
           <w:i w:val="0"/>
           <w:iCs w:val="0"/>
-          <w:outline w:val="0"/>
-          <w:color w:val="666666"/>
           <w:sz w:val="32"/>
           <w:szCs w:val="32"/>
           <w:shd w:val="clear" w:color="auto" w:fill="FFFFFF"/>
@@ -1038,8 +745,6 @@
       <w:r>
         <w:rPr>
           <w:rFonts w:hint="eastAsia" w:ascii="PingFang SC Regular" w:hAnsi="PingFang SC Regular" w:eastAsia="PingFang SC Regular" w:cs="PingFang SC Regular"/>
-          <w:outline w:val="0"/>
-          <w:color w:val="666666"/>
           <w:sz w:val="32"/>
           <w:szCs w:val="32"/>
           <w:shd w:val="clear" w:color="auto" w:fill="FFFFFF"/>
@@ -1054,8 +759,6 @@
           <w:bCs w:val="0"/>
           <w:i w:val="0"/>
           <w:iCs w:val="0"/>
-          <w:outline w:val="0"/>
-          <w:color w:val="666666"/>
           <w:sz w:val="32"/>
           <w:szCs w:val="32"/>
           <w:shd w:val="clear" w:color="auto" w:fill="FFFFFF"/>
@@ -1075,19 +778,15 @@
         <w:jc w:val="left"/>
         <w:rPr>
           <w:rFonts w:hint="eastAsia" w:ascii="PingFang SC Regular" w:hAnsi="PingFang SC Regular" w:eastAsia="PingFang SC Regular" w:cs="PingFang SC Regular"/>
-          <w:outline w:val="0"/>
-          <w:color w:val="666666"/>
-          <w:sz w:val="32"/>
-          <w:szCs w:val="32"/>
-          <w:shd w:val="clear" w:color="auto" w:fill="FFFFFF"/>
-          <w:rtl w:val="0"/>
-        </w:rPr>
-      </w:pPr>
-      <w:r>
-        <w:rPr>
-          <w:rFonts w:hint="eastAsia" w:ascii="PingFang SC Regular" w:hAnsi="PingFang SC Regular" w:eastAsia="PingFang SC Regular" w:cs="PingFang SC Regular"/>
-          <w:outline w:val="0"/>
-          <w:color w:val="666666"/>
+          <w:sz w:val="32"/>
+          <w:szCs w:val="32"/>
+          <w:shd w:val="clear" w:color="auto" w:fill="FFFFFF"/>
+          <w:rtl w:val="0"/>
+        </w:rPr>
+      </w:pPr>
+      <w:r>
+        <w:rPr>
+          <w:rFonts w:hint="eastAsia" w:ascii="PingFang SC Regular" w:hAnsi="PingFang SC Regular" w:eastAsia="PingFang SC Regular" w:cs="PingFang SC Regular"/>
           <w:sz w:val="32"/>
           <w:szCs w:val="32"/>
           <w:shd w:val="clear" w:color="auto" w:fill="FFFFFF"/>
@@ -1102,8 +801,6 @@
           <w:bCs w:val="0"/>
           <w:i w:val="0"/>
           <w:iCs w:val="0"/>
-          <w:outline w:val="0"/>
-          <w:color w:val="666666"/>
           <w:sz w:val="32"/>
           <w:szCs w:val="32"/>
           <w:shd w:val="clear" w:color="auto" w:fill="FFFFFF"/>
@@ -1123,23 +820,19 @@
         <w:jc w:val="left"/>
         <w:rPr>
           <w:rFonts w:hint="eastAsia" w:ascii="PingFang SC Regular" w:hAnsi="PingFang SC Regular" w:eastAsia="PingFang SC Regular" w:cs="PingFang SC Regular"/>
-          <w:outline w:val="0"/>
-          <w:color w:val="666666"/>
-          <w:sz w:val="32"/>
-          <w:szCs w:val="32"/>
-          <w:shd w:val="clear" w:color="auto" w:fill="FFFFFF"/>
-          <w:rtl w:val="0"/>
-        </w:rPr>
-      </w:pPr>
-      <w:r>
-        <w:rPr>
-          <w:rFonts w:hint="eastAsia" w:ascii="PingFang SC Regular" w:hAnsi="PingFang SC Regular" w:eastAsia="PingFang SC Regular" w:cs="PingFang SC Regular"/>
-          <w:b w:val="0"/>
-          <w:bCs w:val="0"/>
-          <w:i w:val="0"/>
-          <w:iCs w:val="0"/>
-          <w:outline w:val="0"/>
-          <w:color w:val="666666"/>
+          <w:sz w:val="32"/>
+          <w:szCs w:val="32"/>
+          <w:shd w:val="clear" w:color="auto" w:fill="FFFFFF"/>
+          <w:rtl w:val="0"/>
+        </w:rPr>
+      </w:pPr>
+      <w:r>
+        <w:rPr>
+          <w:rFonts w:hint="eastAsia" w:ascii="PingFang SC Regular" w:hAnsi="PingFang SC Regular" w:eastAsia="PingFang SC Regular" w:cs="PingFang SC Regular"/>
+          <w:b w:val="0"/>
+          <w:bCs w:val="0"/>
+          <w:i w:val="0"/>
+          <w:iCs w:val="0"/>
           <w:sz w:val="32"/>
           <w:szCs w:val="32"/>
           <w:shd w:val="clear" w:color="auto" w:fill="FFFFFF"/>
@@ -1150,8 +843,6 @@
       <w:r>
         <w:rPr>
           <w:rFonts w:hint="eastAsia" w:ascii="PingFang SC Regular" w:hAnsi="PingFang SC Regular" w:eastAsia="PingFang SC Regular" w:cs="PingFang SC Regular"/>
-          <w:outline w:val="0"/>
-          <w:color w:val="666666"/>
           <w:sz w:val="32"/>
           <w:szCs w:val="32"/>
           <w:shd w:val="clear" w:color="auto" w:fill="FFFFFF"/>
@@ -1166,8 +857,6 @@
           <w:bCs w:val="0"/>
           <w:i w:val="0"/>
           <w:iCs w:val="0"/>
-          <w:outline w:val="0"/>
-          <w:color w:val="666666"/>
           <w:sz w:val="32"/>
           <w:szCs w:val="32"/>
           <w:shd w:val="clear" w:color="auto" w:fill="FFFFFF"/>
@@ -1179,8 +868,6 @@
       <w:r>
         <w:rPr>
           <w:rFonts w:hint="eastAsia" w:ascii="PingFang SC Regular" w:hAnsi="PingFang SC Regular" w:eastAsia="PingFang SC Regular" w:cs="PingFang SC Regular"/>
-          <w:outline w:val="0"/>
-          <w:color w:val="666666"/>
           <w:sz w:val="32"/>
           <w:szCs w:val="32"/>
           <w:shd w:val="clear" w:color="auto" w:fill="FFFFFF"/>
@@ -1196,8 +883,6 @@
           <w:bCs w:val="0"/>
           <w:i w:val="0"/>
           <w:iCs w:val="0"/>
-          <w:outline w:val="0"/>
-          <w:color w:val="666666"/>
           <w:sz w:val="32"/>
           <w:szCs w:val="32"/>
           <w:shd w:val="clear" w:color="auto" w:fill="FFFFFF"/>
@@ -1209,8 +894,6 @@
       <w:r>
         <w:rPr>
           <w:rFonts w:hint="eastAsia" w:ascii="PingFang SC Regular" w:hAnsi="PingFang SC Regular" w:eastAsia="PingFang SC Regular" w:cs="PingFang SC Regular"/>
-          <w:outline w:val="0"/>
-          <w:color w:val="666666"/>
           <w:sz w:val="32"/>
           <w:szCs w:val="32"/>
           <w:shd w:val="clear" w:color="auto" w:fill="FFFFFF"/>
@@ -1226,8 +909,6 @@
           <w:bCs w:val="0"/>
           <w:i w:val="0"/>
           <w:iCs w:val="0"/>
-          <w:outline w:val="0"/>
-          <w:color w:val="666666"/>
           <w:sz w:val="32"/>
           <w:szCs w:val="32"/>
           <w:shd w:val="clear" w:color="auto" w:fill="FFFFFF"/>
@@ -1247,23 +928,19 @@
         <w:jc w:val="left"/>
         <w:rPr>
           <w:rFonts w:hint="eastAsia" w:ascii="PingFang SC Regular" w:hAnsi="PingFang SC Regular" w:eastAsia="PingFang SC Regular" w:cs="PingFang SC Regular"/>
-          <w:outline w:val="0"/>
-          <w:color w:val="666666"/>
-          <w:sz w:val="32"/>
-          <w:szCs w:val="32"/>
-          <w:shd w:val="clear" w:color="auto" w:fill="FFFFFF"/>
-          <w:rtl w:val="0"/>
-        </w:rPr>
-      </w:pPr>
-      <w:r>
-        <w:rPr>
-          <w:rFonts w:hint="eastAsia" w:ascii="PingFang SC Regular" w:hAnsi="PingFang SC Regular" w:eastAsia="PingFang SC Regular" w:cs="PingFang SC Regular"/>
-          <w:b w:val="0"/>
-          <w:bCs w:val="0"/>
-          <w:i w:val="0"/>
-          <w:iCs w:val="0"/>
-          <w:outline w:val="0"/>
-          <w:color w:val="666666"/>
+          <w:sz w:val="32"/>
+          <w:szCs w:val="32"/>
+          <w:shd w:val="clear" w:color="auto" w:fill="FFFFFF"/>
+          <w:rtl w:val="0"/>
+        </w:rPr>
+      </w:pPr>
+      <w:r>
+        <w:rPr>
+          <w:rFonts w:hint="eastAsia" w:ascii="PingFang SC Regular" w:hAnsi="PingFang SC Regular" w:eastAsia="PingFang SC Regular" w:cs="PingFang SC Regular"/>
+          <w:b w:val="0"/>
+          <w:bCs w:val="0"/>
+          <w:i w:val="0"/>
+          <w:iCs w:val="0"/>
           <w:sz w:val="32"/>
           <w:szCs w:val="32"/>
           <w:shd w:val="clear" w:color="auto" w:fill="FFFFFF"/>
@@ -1274,8 +951,6 @@
       <w:r>
         <w:rPr>
           <w:rFonts w:hint="eastAsia" w:ascii="PingFang SC Regular" w:hAnsi="PingFang SC Regular" w:eastAsia="PingFang SC Regular" w:cs="PingFang SC Regular"/>
-          <w:outline w:val="0"/>
-          <w:color w:val="666666"/>
           <w:sz w:val="32"/>
           <w:szCs w:val="32"/>
           <w:shd w:val="clear" w:color="auto" w:fill="FFFFFF"/>
@@ -1290,8 +965,6 @@
           <w:bCs w:val="0"/>
           <w:i w:val="0"/>
           <w:iCs w:val="0"/>
-          <w:outline w:val="0"/>
-          <w:color w:val="666666"/>
           <w:sz w:val="32"/>
           <w:szCs w:val="32"/>
           <w:shd w:val="clear" w:color="auto" w:fill="FFFFFF"/>
@@ -1311,23 +984,19 @@
         <w:jc w:val="left"/>
         <w:rPr>
           <w:rFonts w:hint="eastAsia" w:ascii="PingFang SC Regular" w:hAnsi="PingFang SC Regular" w:eastAsia="PingFang SC Regular" w:cs="PingFang SC Regular"/>
-          <w:outline w:val="0"/>
-          <w:color w:val="666666"/>
-          <w:sz w:val="32"/>
-          <w:szCs w:val="32"/>
-          <w:shd w:val="clear" w:color="auto" w:fill="FFFFFF"/>
-          <w:rtl w:val="0"/>
-        </w:rPr>
-      </w:pPr>
-      <w:r>
-        <w:rPr>
-          <w:rFonts w:hint="eastAsia" w:ascii="PingFang SC Regular" w:hAnsi="PingFang SC Regular" w:eastAsia="PingFang SC Regular" w:cs="PingFang SC Regular"/>
-          <w:b w:val="0"/>
-          <w:bCs w:val="0"/>
-          <w:i w:val="0"/>
-          <w:iCs w:val="0"/>
-          <w:outline w:val="0"/>
-          <w:color w:val="666666"/>
+          <w:sz w:val="32"/>
+          <w:szCs w:val="32"/>
+          <w:shd w:val="clear" w:color="auto" w:fill="FFFFFF"/>
+          <w:rtl w:val="0"/>
+        </w:rPr>
+      </w:pPr>
+      <w:r>
+        <w:rPr>
+          <w:rFonts w:hint="eastAsia" w:ascii="PingFang SC Regular" w:hAnsi="PingFang SC Regular" w:eastAsia="PingFang SC Regular" w:cs="PingFang SC Regular"/>
+          <w:b w:val="0"/>
+          <w:bCs w:val="0"/>
+          <w:i w:val="0"/>
+          <w:iCs w:val="0"/>
           <w:sz w:val="32"/>
           <w:szCs w:val="32"/>
           <w:shd w:val="clear" w:color="auto" w:fill="FFFFFF"/>
@@ -1338,8 +1007,6 @@
       <w:r>
         <w:rPr>
           <w:rFonts w:hint="eastAsia" w:ascii="PingFang SC Regular" w:hAnsi="PingFang SC Regular" w:eastAsia="PingFang SC Regular" w:cs="PingFang SC Regular"/>
-          <w:outline w:val="0"/>
-          <w:color w:val="666666"/>
           <w:sz w:val="32"/>
           <w:szCs w:val="32"/>
           <w:shd w:val="clear" w:color="auto" w:fill="FFFFFF"/>
@@ -1354,8 +1021,6 @@
           <w:bCs w:val="0"/>
           <w:i w:val="0"/>
           <w:iCs w:val="0"/>
-          <w:outline w:val="0"/>
-          <w:color w:val="666666"/>
           <w:sz w:val="32"/>
           <w:szCs w:val="32"/>
           <w:shd w:val="clear" w:color="auto" w:fill="FFFFFF"/>
@@ -1375,19 +1040,15 @@
         <w:jc w:val="left"/>
         <w:rPr>
           <w:rFonts w:hint="eastAsia" w:ascii="PingFang SC Regular" w:hAnsi="PingFang SC Regular" w:eastAsia="PingFang SC Regular" w:cs="PingFang SC Regular"/>
-          <w:outline w:val="0"/>
-          <w:color w:val="666666"/>
-          <w:sz w:val="32"/>
-          <w:szCs w:val="32"/>
-          <w:shd w:val="clear" w:color="auto" w:fill="FFFFFF"/>
-          <w:rtl w:val="0"/>
-        </w:rPr>
-      </w:pPr>
-      <w:r>
-        <w:rPr>
-          <w:rFonts w:hint="eastAsia" w:ascii="PingFang SC Regular" w:hAnsi="PingFang SC Regular" w:eastAsia="PingFang SC Regular" w:cs="PingFang SC Regular"/>
-          <w:outline w:val="0"/>
-          <w:color w:val="666666"/>
+          <w:sz w:val="32"/>
+          <w:szCs w:val="32"/>
+          <w:shd w:val="clear" w:color="auto" w:fill="FFFFFF"/>
+          <w:rtl w:val="0"/>
+        </w:rPr>
+      </w:pPr>
+      <w:r>
+        <w:rPr>
+          <w:rFonts w:hint="eastAsia" w:ascii="PingFang SC Regular" w:hAnsi="PingFang SC Regular" w:eastAsia="PingFang SC Regular" w:cs="PingFang SC Regular"/>
           <w:sz w:val="32"/>
           <w:szCs w:val="32"/>
           <w:shd w:val="clear" w:color="auto" w:fill="FFFFFF"/>
@@ -1402,8 +1063,6 @@
           <w:bCs w:val="0"/>
           <w:i w:val="0"/>
           <w:iCs w:val="0"/>
-          <w:outline w:val="0"/>
-          <w:color w:val="666666"/>
           <w:sz w:val="32"/>
           <w:szCs w:val="32"/>
           <w:shd w:val="clear" w:color="auto" w:fill="FFFFFF"/>
@@ -1423,23 +1082,19 @@
         <w:jc w:val="left"/>
         <w:rPr>
           <w:rFonts w:hint="eastAsia" w:ascii="PingFang SC Regular" w:hAnsi="PingFang SC Regular" w:eastAsia="PingFang SC Regular" w:cs="PingFang SC Regular"/>
-          <w:outline w:val="0"/>
-          <w:color w:val="666666"/>
-          <w:sz w:val="32"/>
-          <w:szCs w:val="32"/>
-          <w:shd w:val="clear" w:color="auto" w:fill="FFFFFF"/>
-          <w:rtl w:val="0"/>
-        </w:rPr>
-      </w:pPr>
-      <w:r>
-        <w:rPr>
-          <w:rFonts w:hint="eastAsia" w:ascii="PingFang SC Regular" w:hAnsi="PingFang SC Regular" w:eastAsia="PingFang SC Regular" w:cs="PingFang SC Regular"/>
-          <w:b w:val="0"/>
-          <w:bCs w:val="0"/>
-          <w:i w:val="0"/>
-          <w:iCs w:val="0"/>
-          <w:outline w:val="0"/>
-          <w:color w:val="666666"/>
+          <w:sz w:val="32"/>
+          <w:szCs w:val="32"/>
+          <w:shd w:val="clear" w:color="auto" w:fill="FFFFFF"/>
+          <w:rtl w:val="0"/>
+        </w:rPr>
+      </w:pPr>
+      <w:r>
+        <w:rPr>
+          <w:rFonts w:hint="eastAsia" w:ascii="PingFang SC Regular" w:hAnsi="PingFang SC Regular" w:eastAsia="PingFang SC Regular" w:cs="PingFang SC Regular"/>
+          <w:b w:val="0"/>
+          <w:bCs w:val="0"/>
+          <w:i w:val="0"/>
+          <w:iCs w:val="0"/>
           <w:sz w:val="32"/>
           <w:szCs w:val="32"/>
           <w:shd w:val="clear" w:color="auto" w:fill="FFFFFF"/>
@@ -1459,23 +1114,19 @@
         <w:jc w:val="left"/>
         <w:rPr>
           <w:rFonts w:hint="eastAsia" w:ascii="PingFang SC Regular" w:hAnsi="PingFang SC Regular" w:eastAsia="PingFang SC Regular" w:cs="PingFang SC Regular"/>
-          <w:outline w:val="0"/>
-          <w:color w:val="666666"/>
-          <w:sz w:val="32"/>
-          <w:szCs w:val="32"/>
-          <w:shd w:val="clear" w:color="auto" w:fill="FFFFFF"/>
-          <w:rtl w:val="0"/>
-        </w:rPr>
-      </w:pPr>
-      <w:r>
-        <w:rPr>
-          <w:rFonts w:hint="eastAsia" w:ascii="PingFang SC Regular" w:hAnsi="PingFang SC Regular" w:eastAsia="PingFang SC Regular" w:cs="PingFang SC Regular"/>
-          <w:b w:val="0"/>
-          <w:bCs w:val="0"/>
-          <w:i w:val="0"/>
-          <w:iCs w:val="0"/>
-          <w:outline w:val="0"/>
-          <w:color w:val="666666"/>
+          <w:sz w:val="32"/>
+          <w:szCs w:val="32"/>
+          <w:shd w:val="clear" w:color="auto" w:fill="FFFFFF"/>
+          <w:rtl w:val="0"/>
+        </w:rPr>
+      </w:pPr>
+      <w:r>
+        <w:rPr>
+          <w:rFonts w:hint="eastAsia" w:ascii="PingFang SC Regular" w:hAnsi="PingFang SC Regular" w:eastAsia="PingFang SC Regular" w:cs="PingFang SC Regular"/>
+          <w:b w:val="0"/>
+          <w:bCs w:val="0"/>
+          <w:i w:val="0"/>
+          <w:iCs w:val="0"/>
           <w:sz w:val="32"/>
           <w:szCs w:val="32"/>
           <w:shd w:val="clear" w:color="auto" w:fill="FFFFFF"/>
@@ -1495,19 +1146,15 @@
         <w:jc w:val="left"/>
         <w:rPr>
           <w:rFonts w:hint="eastAsia" w:ascii="PingFang SC Regular" w:hAnsi="PingFang SC Regular" w:eastAsia="PingFang SC Regular" w:cs="PingFang SC Regular"/>
-          <w:outline w:val="0"/>
-          <w:color w:val="666666"/>
-          <w:sz w:val="32"/>
-          <w:szCs w:val="32"/>
-          <w:shd w:val="clear" w:color="auto" w:fill="FFFFFF"/>
-          <w:rtl w:val="0"/>
-        </w:rPr>
-      </w:pPr>
-      <w:r>
-        <w:rPr>
-          <w:rFonts w:hint="eastAsia" w:ascii="PingFang SC Regular" w:hAnsi="PingFang SC Regular" w:eastAsia="PingFang SC Regular" w:cs="PingFang SC Regular"/>
-          <w:outline w:val="0"/>
-          <w:color w:val="666666"/>
+          <w:sz w:val="32"/>
+          <w:szCs w:val="32"/>
+          <w:shd w:val="clear" w:color="auto" w:fill="FFFFFF"/>
+          <w:rtl w:val="0"/>
+        </w:rPr>
+      </w:pPr>
+      <w:r>
+        <w:rPr>
+          <w:rFonts w:hint="eastAsia" w:ascii="PingFang SC Regular" w:hAnsi="PingFang SC Regular" w:eastAsia="PingFang SC Regular" w:cs="PingFang SC Regular"/>
           <w:sz w:val="32"/>
           <w:szCs w:val="32"/>
           <w:shd w:val="clear" w:color="auto" w:fill="FFFFFF"/>
@@ -1522,8 +1169,6 @@
           <w:bCs w:val="0"/>
           <w:i w:val="0"/>
           <w:iCs w:val="0"/>
-          <w:outline w:val="0"/>
-          <w:color w:val="666666"/>
           <w:sz w:val="32"/>
           <w:szCs w:val="32"/>
           <w:shd w:val="clear" w:color="auto" w:fill="FFFFFF"/>
@@ -1543,19 +1188,15 @@
         <w:jc w:val="left"/>
         <w:rPr>
           <w:rFonts w:hint="eastAsia" w:ascii="PingFang SC Regular" w:hAnsi="PingFang SC Regular" w:eastAsia="PingFang SC Regular" w:cs="PingFang SC Regular"/>
-          <w:outline w:val="0"/>
-          <w:color w:val="666666"/>
-          <w:sz w:val="32"/>
-          <w:szCs w:val="32"/>
-          <w:shd w:val="clear" w:color="auto" w:fill="FFFFFF"/>
-          <w:rtl w:val="0"/>
-        </w:rPr>
-      </w:pPr>
-      <w:r>
-        <w:rPr>
-          <w:rFonts w:hint="eastAsia" w:ascii="PingFang SC Regular" w:hAnsi="PingFang SC Regular" w:eastAsia="PingFang SC Regular" w:cs="PingFang SC Regular"/>
-          <w:outline w:val="0"/>
-          <w:color w:val="666666"/>
+          <w:sz w:val="32"/>
+          <w:szCs w:val="32"/>
+          <w:shd w:val="clear" w:color="auto" w:fill="FFFFFF"/>
+          <w:rtl w:val="0"/>
+        </w:rPr>
+      </w:pPr>
+      <w:r>
+        <w:rPr>
+          <w:rFonts w:hint="eastAsia" w:ascii="PingFang SC Regular" w:hAnsi="PingFang SC Regular" w:eastAsia="PingFang SC Regular" w:cs="PingFang SC Regular"/>
           <w:sz w:val="32"/>
           <w:szCs w:val="32"/>
           <w:shd w:val="clear" w:color="auto" w:fill="FFFFFF"/>
@@ -1570,8 +1211,6 @@
           <w:bCs w:val="0"/>
           <w:i w:val="0"/>
           <w:iCs w:val="0"/>
-          <w:outline w:val="0"/>
-          <w:color w:val="666666"/>
           <w:sz w:val="32"/>
           <w:szCs w:val="32"/>
           <w:shd w:val="clear" w:color="auto" w:fill="FFFFFF"/>
@@ -1591,19 +1230,15 @@
         <w:jc w:val="left"/>
         <w:rPr>
           <w:rFonts w:hint="eastAsia" w:ascii="PingFang SC Regular" w:hAnsi="PingFang SC Regular" w:eastAsia="PingFang SC Regular" w:cs="PingFang SC Regular"/>
-          <w:outline w:val="0"/>
-          <w:color w:val="666666"/>
-          <w:sz w:val="32"/>
-          <w:szCs w:val="32"/>
-          <w:shd w:val="clear" w:color="auto" w:fill="FFFFFF"/>
-          <w:rtl w:val="0"/>
-        </w:rPr>
-      </w:pPr>
-      <w:r>
-        <w:rPr>
-          <w:rFonts w:hint="eastAsia" w:ascii="PingFang SC Regular" w:hAnsi="PingFang SC Regular" w:eastAsia="PingFang SC Regular" w:cs="PingFang SC Regular"/>
-          <w:outline w:val="0"/>
-          <w:color w:val="666666"/>
+          <w:sz w:val="32"/>
+          <w:szCs w:val="32"/>
+          <w:shd w:val="clear" w:color="auto" w:fill="FFFFFF"/>
+          <w:rtl w:val="0"/>
+        </w:rPr>
+      </w:pPr>
+      <w:r>
+        <w:rPr>
+          <w:rFonts w:hint="eastAsia" w:ascii="PingFang SC Regular" w:hAnsi="PingFang SC Regular" w:eastAsia="PingFang SC Regular" w:cs="PingFang SC Regular"/>
           <w:sz w:val="32"/>
           <w:szCs w:val="32"/>
           <w:shd w:val="clear" w:color="auto" w:fill="FFFFFF"/>
@@ -1618,8 +1253,6 @@
           <w:bCs w:val="0"/>
           <w:i w:val="0"/>
           <w:iCs w:val="0"/>
-          <w:outline w:val="0"/>
-          <w:color w:val="666666"/>
           <w:sz w:val="32"/>
           <w:szCs w:val="32"/>
           <w:shd w:val="clear" w:color="auto" w:fill="FFFFFF"/>
@@ -1639,19 +1272,15 @@
         <w:jc w:val="left"/>
         <w:rPr>
           <w:rFonts w:hint="eastAsia" w:ascii="PingFang SC Regular" w:hAnsi="PingFang SC Regular" w:eastAsia="PingFang SC Regular" w:cs="PingFang SC Regular"/>
-          <w:outline w:val="0"/>
-          <w:color w:val="666666"/>
-          <w:sz w:val="32"/>
-          <w:szCs w:val="32"/>
-          <w:shd w:val="clear" w:color="auto" w:fill="FFFFFF"/>
-          <w:rtl w:val="0"/>
-        </w:rPr>
-      </w:pPr>
-      <w:r>
-        <w:rPr>
-          <w:rFonts w:hint="eastAsia" w:ascii="PingFang SC Regular" w:hAnsi="PingFang SC Regular" w:eastAsia="PingFang SC Regular" w:cs="PingFang SC Regular"/>
-          <w:outline w:val="0"/>
-          <w:color w:val="666666"/>
+          <w:sz w:val="32"/>
+          <w:szCs w:val="32"/>
+          <w:shd w:val="clear" w:color="auto" w:fill="FFFFFF"/>
+          <w:rtl w:val="0"/>
+        </w:rPr>
+      </w:pPr>
+      <w:r>
+        <w:rPr>
+          <w:rFonts w:hint="eastAsia" w:ascii="PingFang SC Regular" w:hAnsi="PingFang SC Regular" w:eastAsia="PingFang SC Regular" w:cs="PingFang SC Regular"/>
           <w:sz w:val="32"/>
           <w:szCs w:val="32"/>
           <w:shd w:val="clear" w:color="auto" w:fill="FFFFFF"/>
@@ -1666,8 +1295,6 @@
           <w:bCs w:val="0"/>
           <w:i w:val="0"/>
           <w:iCs w:val="0"/>
-          <w:outline w:val="0"/>
-          <w:color w:val="666666"/>
           <w:sz w:val="32"/>
           <w:szCs w:val="32"/>
           <w:shd w:val="clear" w:color="auto" w:fill="FFFFFF"/>
@@ -1687,19 +1314,15 @@
         <w:jc w:val="left"/>
         <w:rPr>
           <w:rFonts w:hint="eastAsia" w:ascii="PingFang SC Regular" w:hAnsi="PingFang SC Regular" w:eastAsia="PingFang SC Regular" w:cs="PingFang SC Regular"/>
-          <w:outline w:val="0"/>
-          <w:color w:val="666666"/>
-          <w:sz w:val="32"/>
-          <w:szCs w:val="32"/>
-          <w:shd w:val="clear" w:color="auto" w:fill="FFFFFF"/>
-          <w:rtl w:val="0"/>
-        </w:rPr>
-      </w:pPr>
-      <w:r>
-        <w:rPr>
-          <w:rFonts w:hint="eastAsia" w:ascii="PingFang SC Regular" w:hAnsi="PingFang SC Regular" w:eastAsia="PingFang SC Regular" w:cs="PingFang SC Regular"/>
-          <w:outline w:val="0"/>
-          <w:color w:val="666666"/>
+          <w:sz w:val="32"/>
+          <w:szCs w:val="32"/>
+          <w:shd w:val="clear" w:color="auto" w:fill="FFFFFF"/>
+          <w:rtl w:val="0"/>
+        </w:rPr>
+      </w:pPr>
+      <w:r>
+        <w:rPr>
+          <w:rFonts w:hint="eastAsia" w:ascii="PingFang SC Regular" w:hAnsi="PingFang SC Regular" w:eastAsia="PingFang SC Regular" w:cs="PingFang SC Regular"/>
           <w:sz w:val="32"/>
           <w:szCs w:val="32"/>
           <w:shd w:val="clear" w:color="auto" w:fill="FFFFFF"/>
@@ -1714,8 +1337,6 @@
           <w:bCs w:val="0"/>
           <w:i w:val="0"/>
           <w:iCs w:val="0"/>
-          <w:outline w:val="0"/>
-          <w:color w:val="666666"/>
           <w:sz w:val="32"/>
           <w:szCs w:val="32"/>
           <w:shd w:val="clear" w:color="auto" w:fill="FFFFFF"/>
@@ -1735,19 +1356,15 @@
         <w:jc w:val="left"/>
         <w:rPr>
           <w:rFonts w:hint="eastAsia" w:ascii="PingFang SC Regular" w:hAnsi="PingFang SC Regular" w:eastAsia="PingFang SC Regular" w:cs="PingFang SC Regular"/>
-          <w:outline w:val="0"/>
-          <w:color w:val="666666"/>
-          <w:sz w:val="32"/>
-          <w:szCs w:val="32"/>
-          <w:shd w:val="clear" w:color="auto" w:fill="FFFFFF"/>
-          <w:rtl w:val="0"/>
-        </w:rPr>
-      </w:pPr>
-      <w:r>
-        <w:rPr>
-          <w:rFonts w:hint="eastAsia" w:ascii="PingFang SC Regular" w:hAnsi="PingFang SC Regular" w:eastAsia="PingFang SC Regular" w:cs="PingFang SC Regular"/>
-          <w:outline w:val="0"/>
-          <w:color w:val="666666"/>
+          <w:sz w:val="32"/>
+          <w:szCs w:val="32"/>
+          <w:shd w:val="clear" w:color="auto" w:fill="FFFFFF"/>
+          <w:rtl w:val="0"/>
+        </w:rPr>
+      </w:pPr>
+      <w:r>
+        <w:rPr>
+          <w:rFonts w:hint="eastAsia" w:ascii="PingFang SC Regular" w:hAnsi="PingFang SC Regular" w:eastAsia="PingFang SC Regular" w:cs="PingFang SC Regular"/>
           <w:sz w:val="32"/>
           <w:szCs w:val="32"/>
           <w:shd w:val="clear" w:color="auto" w:fill="FFFFFF"/>
@@ -1762,8 +1379,6 @@
           <w:bCs w:val="0"/>
           <w:i w:val="0"/>
           <w:iCs w:val="0"/>
-          <w:outline w:val="0"/>
-          <w:color w:val="666666"/>
           <w:sz w:val="32"/>
           <w:szCs w:val="32"/>
           <w:shd w:val="clear" w:color="auto" w:fill="FFFFFF"/>
@@ -1783,19 +1398,15 @@
         <w:jc w:val="left"/>
         <w:rPr>
           <w:rFonts w:hint="eastAsia" w:ascii="PingFang SC Regular" w:hAnsi="PingFang SC Regular" w:eastAsia="PingFang SC Regular" w:cs="PingFang SC Regular"/>
-          <w:outline w:val="0"/>
-          <w:color w:val="666666"/>
-          <w:sz w:val="32"/>
-          <w:szCs w:val="32"/>
-          <w:shd w:val="clear" w:color="auto" w:fill="FFFFFF"/>
-          <w:rtl w:val="0"/>
-        </w:rPr>
-      </w:pPr>
-      <w:r>
-        <w:rPr>
-          <w:rFonts w:hint="eastAsia" w:ascii="PingFang SC Regular" w:hAnsi="PingFang SC Regular" w:eastAsia="PingFang SC Regular" w:cs="PingFang SC Regular"/>
-          <w:outline w:val="0"/>
-          <w:color w:val="666666"/>
+          <w:sz w:val="32"/>
+          <w:szCs w:val="32"/>
+          <w:shd w:val="clear" w:color="auto" w:fill="FFFFFF"/>
+          <w:rtl w:val="0"/>
+        </w:rPr>
+      </w:pPr>
+      <w:r>
+        <w:rPr>
+          <w:rFonts w:hint="eastAsia" w:ascii="PingFang SC Regular" w:hAnsi="PingFang SC Regular" w:eastAsia="PingFang SC Regular" w:cs="PingFang SC Regular"/>
           <w:sz w:val="32"/>
           <w:szCs w:val="32"/>
           <w:shd w:val="clear" w:color="auto" w:fill="FFFFFF"/>
@@ -1810,8 +1421,6 @@
           <w:bCs w:val="0"/>
           <w:i w:val="0"/>
           <w:iCs w:val="0"/>
-          <w:outline w:val="0"/>
-          <w:color w:val="666666"/>
           <w:sz w:val="32"/>
           <w:szCs w:val="32"/>
           <w:shd w:val="clear" w:color="auto" w:fill="FFFFFF"/>
@@ -1831,23 +1440,19 @@
         <w:jc w:val="left"/>
         <w:rPr>
           <w:rFonts w:hint="eastAsia" w:ascii="PingFang SC Regular" w:hAnsi="PingFang SC Regular" w:eastAsia="PingFang SC Regular" w:cs="PingFang SC Regular"/>
-          <w:outline w:val="0"/>
-          <w:color w:val="666666"/>
-          <w:sz w:val="32"/>
-          <w:szCs w:val="32"/>
-          <w:shd w:val="clear" w:color="auto" w:fill="FFFFFF"/>
-          <w:rtl w:val="0"/>
-        </w:rPr>
-      </w:pPr>
-      <w:r>
-        <w:rPr>
-          <w:rFonts w:hint="eastAsia" w:ascii="PingFang SC Regular" w:hAnsi="PingFang SC Regular" w:eastAsia="PingFang SC Regular" w:cs="PingFang SC Regular"/>
-          <w:b w:val="0"/>
-          <w:bCs w:val="0"/>
-          <w:i w:val="0"/>
-          <w:iCs w:val="0"/>
-          <w:outline w:val="0"/>
-          <w:color w:val="666666"/>
+          <w:sz w:val="32"/>
+          <w:szCs w:val="32"/>
+          <w:shd w:val="clear" w:color="auto" w:fill="FFFFFF"/>
+          <w:rtl w:val="0"/>
+        </w:rPr>
+      </w:pPr>
+      <w:r>
+        <w:rPr>
+          <w:rFonts w:hint="eastAsia" w:ascii="PingFang SC Regular" w:hAnsi="PingFang SC Regular" w:eastAsia="PingFang SC Regular" w:cs="PingFang SC Regular"/>
+          <w:b w:val="0"/>
+          <w:bCs w:val="0"/>
+          <w:i w:val="0"/>
+          <w:iCs w:val="0"/>
           <w:sz w:val="32"/>
           <w:szCs w:val="32"/>
           <w:shd w:val="clear" w:color="auto" w:fill="FFFFFF"/>
@@ -1867,23 +1472,19 @@
         <w:jc w:val="left"/>
         <w:rPr>
           <w:rFonts w:hint="eastAsia" w:ascii="PingFang SC Regular" w:hAnsi="PingFang SC Regular" w:eastAsia="PingFang SC Regular" w:cs="PingFang SC Regular"/>
-          <w:outline w:val="0"/>
-          <w:color w:val="666666"/>
-          <w:sz w:val="32"/>
-          <w:szCs w:val="32"/>
-          <w:shd w:val="clear" w:color="auto" w:fill="FFFFFF"/>
-          <w:rtl w:val="0"/>
-        </w:rPr>
-      </w:pPr>
-      <w:r>
-        <w:rPr>
-          <w:rFonts w:hint="eastAsia" w:ascii="PingFang SC Regular" w:hAnsi="PingFang SC Regular" w:eastAsia="PingFang SC Regular" w:cs="PingFang SC Regular"/>
-          <w:b w:val="0"/>
-          <w:bCs w:val="0"/>
-          <w:i w:val="0"/>
-          <w:iCs w:val="0"/>
-          <w:outline w:val="0"/>
-          <w:color w:val="666666"/>
+          <w:sz w:val="32"/>
+          <w:szCs w:val="32"/>
+          <w:shd w:val="clear" w:color="auto" w:fill="FFFFFF"/>
+          <w:rtl w:val="0"/>
+        </w:rPr>
+      </w:pPr>
+      <w:r>
+        <w:rPr>
+          <w:rFonts w:hint="eastAsia" w:ascii="PingFang SC Regular" w:hAnsi="PingFang SC Regular" w:eastAsia="PingFang SC Regular" w:cs="PingFang SC Regular"/>
+          <w:b w:val="0"/>
+          <w:bCs w:val="0"/>
+          <w:i w:val="0"/>
+          <w:iCs w:val="0"/>
           <w:sz w:val="32"/>
           <w:szCs w:val="32"/>
           <w:shd w:val="clear" w:color="auto" w:fill="FFFFFF"/>
@@ -1903,23 +1504,19 @@
         <w:jc w:val="left"/>
         <w:rPr>
           <w:rFonts w:hint="eastAsia" w:ascii="PingFang SC Regular" w:hAnsi="PingFang SC Regular" w:eastAsia="PingFang SC Regular" w:cs="PingFang SC Regular"/>
-          <w:outline w:val="0"/>
-          <w:color w:val="666666"/>
-          <w:sz w:val="32"/>
-          <w:szCs w:val="32"/>
-          <w:shd w:val="clear" w:color="auto" w:fill="FFFFFF"/>
-          <w:rtl w:val="0"/>
-        </w:rPr>
-      </w:pPr>
-      <w:r>
-        <w:rPr>
-          <w:rFonts w:hint="eastAsia" w:ascii="PingFang SC Regular" w:hAnsi="PingFang SC Regular" w:eastAsia="PingFang SC Regular" w:cs="PingFang SC Regular"/>
-          <w:b w:val="0"/>
-          <w:bCs w:val="0"/>
-          <w:i w:val="0"/>
-          <w:iCs w:val="0"/>
-          <w:outline w:val="0"/>
-          <w:color w:val="666666"/>
+          <w:sz w:val="32"/>
+          <w:szCs w:val="32"/>
+          <w:shd w:val="clear" w:color="auto" w:fill="FFFFFF"/>
+          <w:rtl w:val="0"/>
+        </w:rPr>
+      </w:pPr>
+      <w:r>
+        <w:rPr>
+          <w:rFonts w:hint="eastAsia" w:ascii="PingFang SC Regular" w:hAnsi="PingFang SC Regular" w:eastAsia="PingFang SC Regular" w:cs="PingFang SC Regular"/>
+          <w:b w:val="0"/>
+          <w:bCs w:val="0"/>
+          <w:i w:val="0"/>
+          <w:iCs w:val="0"/>
           <w:sz w:val="32"/>
           <w:szCs w:val="32"/>
           <w:shd w:val="clear" w:color="auto" w:fill="FFFFFF"/>
@@ -1935,8 +1532,6 @@
           <w:bCs w:val="0"/>
           <w:i w:val="0"/>
           <w:iCs w:val="0"/>
-          <w:outline w:val="0"/>
-          <w:color w:val="666666"/>
           <w:sz w:val="32"/>
           <w:szCs w:val="32"/>
           <w:shd w:val="clear" w:color="auto" w:fill="FFFFFF"/>
@@ -1956,23 +1551,19 @@
         <w:jc w:val="left"/>
         <w:rPr>
           <w:rFonts w:hint="eastAsia" w:ascii="PingFang SC Regular" w:hAnsi="PingFang SC Regular" w:eastAsia="PingFang SC Regular" w:cs="PingFang SC Regular"/>
-          <w:outline w:val="0"/>
-          <w:color w:val="666666"/>
-          <w:sz w:val="32"/>
-          <w:szCs w:val="32"/>
-          <w:shd w:val="clear" w:color="auto" w:fill="FFFFFF"/>
-          <w:rtl w:val="0"/>
-        </w:rPr>
-      </w:pPr>
-      <w:r>
-        <w:rPr>
-          <w:rFonts w:hint="eastAsia" w:ascii="PingFang SC Regular" w:hAnsi="PingFang SC Regular" w:eastAsia="PingFang SC Regular" w:cs="PingFang SC Regular"/>
-          <w:b w:val="0"/>
-          <w:bCs w:val="0"/>
-          <w:i w:val="0"/>
-          <w:iCs w:val="0"/>
-          <w:outline w:val="0"/>
-          <w:color w:val="666666"/>
+          <w:sz w:val="32"/>
+          <w:szCs w:val="32"/>
+          <w:shd w:val="clear" w:color="auto" w:fill="FFFFFF"/>
+          <w:rtl w:val="0"/>
+        </w:rPr>
+      </w:pPr>
+      <w:r>
+        <w:rPr>
+          <w:rFonts w:hint="eastAsia" w:ascii="PingFang SC Regular" w:hAnsi="PingFang SC Regular" w:eastAsia="PingFang SC Regular" w:cs="PingFang SC Regular"/>
+          <w:b w:val="0"/>
+          <w:bCs w:val="0"/>
+          <w:i w:val="0"/>
+          <w:iCs w:val="0"/>
           <w:sz w:val="32"/>
           <w:szCs w:val="32"/>
           <w:shd w:val="clear" w:color="auto" w:fill="FFFFFF"/>
@@ -1984,8 +1575,6 @@
       <w:r>
         <w:rPr>
           <w:rFonts w:hint="eastAsia" w:ascii="PingFang SC Regular" w:hAnsi="PingFang SC Regular" w:eastAsia="PingFang SC Regular" w:cs="PingFang SC Regular"/>
-          <w:outline w:val="0"/>
-          <w:color w:val="666666"/>
           <w:sz w:val="32"/>
           <w:szCs w:val="32"/>
           <w:shd w:val="clear" w:color="auto" w:fill="FFFFFF"/>
@@ -2000,8 +1589,6 @@
           <w:bCs w:val="0"/>
           <w:i w:val="0"/>
           <w:iCs w:val="0"/>
-          <w:outline w:val="0"/>
-          <w:color w:val="666666"/>
           <w:sz w:val="32"/>
           <w:szCs w:val="32"/>
           <w:shd w:val="clear" w:color="auto" w:fill="FFFFFF"/>
@@ -2013,8 +1600,6 @@
       <w:r>
         <w:rPr>
           <w:rFonts w:hint="eastAsia" w:ascii="PingFang SC Regular" w:hAnsi="PingFang SC Regular" w:eastAsia="PingFang SC Regular" w:cs="PingFang SC Regular"/>
-          <w:outline w:val="0"/>
-          <w:color w:val="666666"/>
           <w:sz w:val="32"/>
           <w:szCs w:val="32"/>
           <w:shd w:val="clear" w:color="auto" w:fill="FFFFFF"/>
@@ -2029,8 +1614,6 @@
           <w:bCs w:val="0"/>
           <w:i w:val="0"/>
           <w:iCs w:val="0"/>
-          <w:outline w:val="0"/>
-          <w:color w:val="666666"/>
           <w:sz w:val="32"/>
           <w:szCs w:val="32"/>
           <w:shd w:val="clear" w:color="auto" w:fill="FFFFFF"/>
@@ -2050,23 +1633,19 @@
         <w:jc w:val="left"/>
         <w:rPr>
           <w:rFonts w:hint="eastAsia" w:ascii="PingFang SC Regular" w:hAnsi="PingFang SC Regular" w:eastAsia="PingFang SC Regular" w:cs="PingFang SC Regular"/>
-          <w:outline w:val="0"/>
-          <w:color w:val="666666"/>
-          <w:sz w:val="32"/>
-          <w:szCs w:val="32"/>
-          <w:shd w:val="clear" w:color="auto" w:fill="FFFFFF"/>
-          <w:rtl w:val="0"/>
-        </w:rPr>
-      </w:pPr>
-      <w:r>
-        <w:rPr>
-          <w:rFonts w:hint="eastAsia" w:ascii="PingFang SC Regular" w:hAnsi="PingFang SC Regular" w:eastAsia="PingFang SC Regular" w:cs="PingFang SC Regular"/>
-          <w:b w:val="0"/>
-          <w:bCs w:val="0"/>
-          <w:i w:val="0"/>
-          <w:iCs w:val="0"/>
-          <w:outline w:val="0"/>
-          <w:color w:val="666666"/>
+          <w:sz w:val="32"/>
+          <w:szCs w:val="32"/>
+          <w:shd w:val="clear" w:color="auto" w:fill="FFFFFF"/>
+          <w:rtl w:val="0"/>
+        </w:rPr>
+      </w:pPr>
+      <w:r>
+        <w:rPr>
+          <w:rFonts w:hint="eastAsia" w:ascii="PingFang SC Regular" w:hAnsi="PingFang SC Regular" w:eastAsia="PingFang SC Regular" w:cs="PingFang SC Regular"/>
+          <w:b w:val="0"/>
+          <w:bCs w:val="0"/>
+          <w:i w:val="0"/>
+          <w:iCs w:val="0"/>
           <w:sz w:val="32"/>
           <w:szCs w:val="32"/>
           <w:shd w:val="clear" w:color="auto" w:fill="FFFFFF"/>
@@ -2086,23 +1665,19 @@
         <w:jc w:val="left"/>
         <w:rPr>
           <w:rFonts w:hint="eastAsia" w:ascii="PingFang SC Regular" w:hAnsi="PingFang SC Regular" w:eastAsia="PingFang SC Regular" w:cs="PingFang SC Regular"/>
-          <w:outline w:val="0"/>
-          <w:color w:val="666666"/>
-          <w:sz w:val="32"/>
-          <w:szCs w:val="32"/>
-          <w:shd w:val="clear" w:color="auto" w:fill="FFFFFF"/>
-          <w:rtl w:val="0"/>
-        </w:rPr>
-      </w:pPr>
-      <w:r>
-        <w:rPr>
-          <w:rFonts w:hint="eastAsia" w:ascii="PingFang SC Regular" w:hAnsi="PingFang SC Regular" w:eastAsia="PingFang SC Regular" w:cs="PingFang SC Regular"/>
-          <w:b w:val="0"/>
-          <w:bCs w:val="0"/>
-          <w:i w:val="0"/>
-          <w:iCs w:val="0"/>
-          <w:outline w:val="0"/>
-          <w:color w:val="666666"/>
+          <w:sz w:val="32"/>
+          <w:szCs w:val="32"/>
+          <w:shd w:val="clear" w:color="auto" w:fill="FFFFFF"/>
+          <w:rtl w:val="0"/>
+        </w:rPr>
+      </w:pPr>
+      <w:r>
+        <w:rPr>
+          <w:rFonts w:hint="eastAsia" w:ascii="PingFang SC Regular" w:hAnsi="PingFang SC Regular" w:eastAsia="PingFang SC Regular" w:cs="PingFang SC Regular"/>
+          <w:b w:val="0"/>
+          <w:bCs w:val="0"/>
+          <w:i w:val="0"/>
+          <w:iCs w:val="0"/>
           <w:sz w:val="32"/>
           <w:szCs w:val="32"/>
           <w:shd w:val="clear" w:color="auto" w:fill="FFFFFF"/>
@@ -2122,23 +1697,19 @@
         <w:jc w:val="left"/>
         <w:rPr>
           <w:rFonts w:hint="eastAsia" w:ascii="PingFang SC Regular" w:hAnsi="PingFang SC Regular" w:eastAsia="PingFang SC Regular" w:cs="PingFang SC Regular"/>
-          <w:outline w:val="0"/>
-          <w:color w:val="666666"/>
-          <w:sz w:val="32"/>
-          <w:szCs w:val="32"/>
-          <w:shd w:val="clear" w:color="auto" w:fill="FFFFFF"/>
-          <w:rtl w:val="0"/>
-        </w:rPr>
-      </w:pPr>
-      <w:r>
-        <w:rPr>
-          <w:rFonts w:hint="eastAsia" w:ascii="PingFang SC Regular" w:hAnsi="PingFang SC Regular" w:eastAsia="PingFang SC Regular" w:cs="PingFang SC Regular"/>
-          <w:b w:val="0"/>
-          <w:bCs w:val="0"/>
-          <w:i w:val="0"/>
-          <w:iCs w:val="0"/>
-          <w:outline w:val="0"/>
-          <w:color w:val="666666"/>
+          <w:sz w:val="32"/>
+          <w:szCs w:val="32"/>
+          <w:shd w:val="clear" w:color="auto" w:fill="FFFFFF"/>
+          <w:rtl w:val="0"/>
+        </w:rPr>
+      </w:pPr>
+      <w:r>
+        <w:rPr>
+          <w:rFonts w:hint="eastAsia" w:ascii="PingFang SC Regular" w:hAnsi="PingFang SC Regular" w:eastAsia="PingFang SC Regular" w:cs="PingFang SC Regular"/>
+          <w:b w:val="0"/>
+          <w:bCs w:val="0"/>
+          <w:i w:val="0"/>
+          <w:iCs w:val="0"/>
           <w:sz w:val="32"/>
           <w:szCs w:val="32"/>
           <w:shd w:val="clear" w:color="auto" w:fill="FFFFFF"/>
@@ -2158,23 +1729,19 @@
         <w:jc w:val="left"/>
         <w:rPr>
           <w:rFonts w:hint="eastAsia" w:ascii="PingFang SC Regular" w:hAnsi="PingFang SC Regular" w:eastAsia="PingFang SC Regular" w:cs="PingFang SC Regular"/>
-          <w:outline w:val="0"/>
-          <w:color w:val="666666"/>
-          <w:sz w:val="32"/>
-          <w:szCs w:val="32"/>
-          <w:shd w:val="clear" w:color="auto" w:fill="FFFFFF"/>
-          <w:rtl w:val="0"/>
-        </w:rPr>
-      </w:pPr>
-      <w:r>
-        <w:rPr>
-          <w:rFonts w:hint="eastAsia" w:ascii="PingFang SC Regular" w:hAnsi="PingFang SC Regular" w:eastAsia="PingFang SC Regular" w:cs="PingFang SC Regular"/>
-          <w:b w:val="0"/>
-          <w:bCs w:val="0"/>
-          <w:i w:val="0"/>
-          <w:iCs w:val="0"/>
-          <w:outline w:val="0"/>
-          <w:color w:val="666666"/>
+          <w:sz w:val="32"/>
+          <w:szCs w:val="32"/>
+          <w:shd w:val="clear" w:color="auto" w:fill="FFFFFF"/>
+          <w:rtl w:val="0"/>
+        </w:rPr>
+      </w:pPr>
+      <w:r>
+        <w:rPr>
+          <w:rFonts w:hint="eastAsia" w:ascii="PingFang SC Regular" w:hAnsi="PingFang SC Regular" w:eastAsia="PingFang SC Regular" w:cs="PingFang SC Regular"/>
+          <w:b w:val="0"/>
+          <w:bCs w:val="0"/>
+          <w:i w:val="0"/>
+          <w:iCs w:val="0"/>
           <w:sz w:val="32"/>
           <w:szCs w:val="32"/>
           <w:shd w:val="clear" w:color="auto" w:fill="FFFFFF"/>
@@ -2194,23 +1761,19 @@
         <w:jc w:val="left"/>
         <w:rPr>
           <w:rFonts w:hint="eastAsia" w:ascii="PingFang SC Regular" w:hAnsi="PingFang SC Regular" w:eastAsia="PingFang SC Regular" w:cs="PingFang SC Regular"/>
-          <w:outline w:val="0"/>
-          <w:color w:val="666666"/>
-          <w:sz w:val="32"/>
-          <w:szCs w:val="32"/>
-          <w:shd w:val="clear" w:color="auto" w:fill="FFFFFF"/>
-          <w:rtl w:val="0"/>
-        </w:rPr>
-      </w:pPr>
-      <w:r>
-        <w:rPr>
-          <w:rFonts w:hint="eastAsia" w:ascii="PingFang SC Regular" w:hAnsi="PingFang SC Regular" w:eastAsia="PingFang SC Regular" w:cs="PingFang SC Regular"/>
-          <w:b w:val="0"/>
-          <w:bCs w:val="0"/>
-          <w:i w:val="0"/>
-          <w:iCs w:val="0"/>
-          <w:outline w:val="0"/>
-          <w:color w:val="666666"/>
+          <w:sz w:val="32"/>
+          <w:szCs w:val="32"/>
+          <w:shd w:val="clear" w:color="auto" w:fill="FFFFFF"/>
+          <w:rtl w:val="0"/>
+        </w:rPr>
+      </w:pPr>
+      <w:r>
+        <w:rPr>
+          <w:rFonts w:hint="eastAsia" w:ascii="PingFang SC Regular" w:hAnsi="PingFang SC Regular" w:eastAsia="PingFang SC Regular" w:cs="PingFang SC Regular"/>
+          <w:b w:val="0"/>
+          <w:bCs w:val="0"/>
+          <w:i w:val="0"/>
+          <w:iCs w:val="0"/>
           <w:sz w:val="32"/>
           <w:szCs w:val="32"/>
           <w:shd w:val="clear" w:color="auto" w:fill="FFFFFF"/>
@@ -2222,8 +1785,6 @@
       <w:r>
         <w:rPr>
           <w:rFonts w:hint="eastAsia" w:ascii="PingFang SC Regular" w:hAnsi="PingFang SC Regular" w:eastAsia="PingFang SC Regular" w:cs="PingFang SC Regular"/>
-          <w:outline w:val="0"/>
-          <w:color w:val="666666"/>
           <w:sz w:val="32"/>
           <w:szCs w:val="32"/>
           <w:shd w:val="clear" w:color="auto" w:fill="FFFFFF"/>
@@ -2238,8 +1799,6 @@
           <w:bCs w:val="0"/>
           <w:i w:val="0"/>
           <w:iCs w:val="0"/>
-          <w:outline w:val="0"/>
-          <w:color w:val="666666"/>
           <w:sz w:val="32"/>
           <w:szCs w:val="32"/>
           <w:shd w:val="clear" w:color="auto" w:fill="FFFFFF"/>
@@ -2259,23 +1818,19 @@
         <w:jc w:val="left"/>
         <w:rPr>
           <w:rFonts w:hint="eastAsia" w:ascii="PingFang SC Regular" w:hAnsi="PingFang SC Regular" w:eastAsia="PingFang SC Regular" w:cs="PingFang SC Regular"/>
-          <w:outline w:val="0"/>
-          <w:color w:val="666666"/>
-          <w:sz w:val="32"/>
-          <w:szCs w:val="32"/>
-          <w:shd w:val="clear" w:color="auto" w:fill="FFFFFF"/>
-          <w:rtl w:val="0"/>
-        </w:rPr>
-      </w:pPr>
-      <w:r>
-        <w:rPr>
-          <w:rFonts w:hint="eastAsia" w:ascii="PingFang SC Regular" w:hAnsi="PingFang SC Regular" w:eastAsia="PingFang SC Regular" w:cs="PingFang SC Regular"/>
-          <w:b w:val="0"/>
-          <w:bCs w:val="0"/>
-          <w:i w:val="0"/>
-          <w:iCs w:val="0"/>
-          <w:outline w:val="0"/>
-          <w:color w:val="666666"/>
+          <w:sz w:val="32"/>
+          <w:szCs w:val="32"/>
+          <w:shd w:val="clear" w:color="auto" w:fill="FFFFFF"/>
+          <w:rtl w:val="0"/>
+        </w:rPr>
+      </w:pPr>
+      <w:r>
+        <w:rPr>
+          <w:rFonts w:hint="eastAsia" w:ascii="PingFang SC Regular" w:hAnsi="PingFang SC Regular" w:eastAsia="PingFang SC Regular" w:cs="PingFang SC Regular"/>
+          <w:b w:val="0"/>
+          <w:bCs w:val="0"/>
+          <w:i w:val="0"/>
+          <w:iCs w:val="0"/>
           <w:sz w:val="32"/>
           <w:szCs w:val="32"/>
           <w:shd w:val="clear" w:color="auto" w:fill="FFFFFF"/>
@@ -2287,8 +1842,6 @@
       <w:r>
         <w:rPr>
           <w:rFonts w:hint="eastAsia" w:ascii="PingFang SC Regular" w:hAnsi="PingFang SC Regular" w:eastAsia="PingFang SC Regular" w:cs="PingFang SC Regular"/>
-          <w:outline w:val="0"/>
-          <w:color w:val="666666"/>
           <w:sz w:val="32"/>
           <w:szCs w:val="32"/>
           <w:shd w:val="clear" w:color="auto" w:fill="FFFFFF"/>
@@ -2307,23 +1860,19 @@
         <w:jc w:val="left"/>
         <w:rPr>
           <w:rFonts w:hint="eastAsia" w:ascii="PingFang SC Regular" w:hAnsi="PingFang SC Regular" w:eastAsia="PingFang SC Regular" w:cs="PingFang SC Regular"/>
-          <w:outline w:val="0"/>
-          <w:color w:val="666666"/>
-          <w:sz w:val="32"/>
-          <w:szCs w:val="32"/>
-          <w:shd w:val="clear" w:color="auto" w:fill="FFFFFF"/>
-          <w:rtl w:val="0"/>
-        </w:rPr>
-      </w:pPr>
-      <w:r>
-        <w:rPr>
-          <w:rFonts w:hint="eastAsia" w:ascii="PingFang SC Regular" w:hAnsi="PingFang SC Regular" w:eastAsia="PingFang SC Regular" w:cs="PingFang SC Regular"/>
-          <w:b w:val="0"/>
-          <w:bCs w:val="0"/>
-          <w:i w:val="0"/>
-          <w:iCs w:val="0"/>
-          <w:outline w:val="0"/>
-          <w:color w:val="666666"/>
+          <w:sz w:val="32"/>
+          <w:szCs w:val="32"/>
+          <w:shd w:val="clear" w:color="auto" w:fill="FFFFFF"/>
+          <w:rtl w:val="0"/>
+        </w:rPr>
+      </w:pPr>
+      <w:r>
+        <w:rPr>
+          <w:rFonts w:hint="eastAsia" w:ascii="PingFang SC Regular" w:hAnsi="PingFang SC Regular" w:eastAsia="PingFang SC Regular" w:cs="PingFang SC Regular"/>
+          <w:b w:val="0"/>
+          <w:bCs w:val="0"/>
+          <w:i w:val="0"/>
+          <w:iCs w:val="0"/>
           <w:sz w:val="32"/>
           <w:szCs w:val="32"/>
           <w:shd w:val="clear" w:color="auto" w:fill="FFFFFF"/>
@@ -2334,8 +1883,6 @@
       <w:r>
         <w:rPr>
           <w:rFonts w:hint="eastAsia" w:ascii="PingFang SC Regular" w:hAnsi="PingFang SC Regular" w:eastAsia="PingFang SC Regular" w:cs="PingFang SC Regular"/>
-          <w:outline w:val="0"/>
-          <w:color w:val="666666"/>
           <w:sz w:val="32"/>
           <w:szCs w:val="32"/>
           <w:shd w:val="clear" w:color="auto" w:fill="FFFFFF"/>
@@ -2350,8 +1897,6 @@
           <w:bCs w:val="0"/>
           <w:i w:val="0"/>
           <w:iCs w:val="0"/>
-          <w:outline w:val="0"/>
-          <w:color w:val="666666"/>
           <w:sz w:val="32"/>
           <w:szCs w:val="32"/>
           <w:shd w:val="clear" w:color="auto" w:fill="FFFFFF"/>
@@ -2371,23 +1916,19 @@
         <w:jc w:val="left"/>
         <w:rPr>
           <w:rFonts w:hint="eastAsia" w:ascii="PingFang SC Regular" w:hAnsi="PingFang SC Regular" w:eastAsia="PingFang SC Regular" w:cs="PingFang SC Regular"/>
-          <w:outline w:val="0"/>
-          <w:color w:val="666666"/>
-          <w:sz w:val="32"/>
-          <w:szCs w:val="32"/>
-          <w:shd w:val="clear" w:color="auto" w:fill="FFFFFF"/>
-          <w:rtl w:val="0"/>
-        </w:rPr>
-      </w:pPr>
-      <w:r>
-        <w:rPr>
-          <w:rFonts w:hint="eastAsia" w:ascii="PingFang SC Regular" w:hAnsi="PingFang SC Regular" w:eastAsia="PingFang SC Regular" w:cs="PingFang SC Regular"/>
-          <w:b w:val="0"/>
-          <w:bCs w:val="0"/>
-          <w:i w:val="0"/>
-          <w:iCs w:val="0"/>
-          <w:outline w:val="0"/>
-          <w:color w:val="666666"/>
+          <w:sz w:val="32"/>
+          <w:szCs w:val="32"/>
+          <w:shd w:val="clear" w:color="auto" w:fill="FFFFFF"/>
+          <w:rtl w:val="0"/>
+        </w:rPr>
+      </w:pPr>
+      <w:r>
+        <w:rPr>
+          <w:rFonts w:hint="eastAsia" w:ascii="PingFang SC Regular" w:hAnsi="PingFang SC Regular" w:eastAsia="PingFang SC Regular" w:cs="PingFang SC Regular"/>
+          <w:b w:val="0"/>
+          <w:bCs w:val="0"/>
+          <w:i w:val="0"/>
+          <w:iCs w:val="0"/>
           <w:sz w:val="32"/>
           <w:szCs w:val="32"/>
           <w:shd w:val="clear" w:color="auto" w:fill="FFFFFF"/>
@@ -2398,8 +1939,6 @@
       <w:r>
         <w:rPr>
           <w:rFonts w:hint="eastAsia" w:ascii="PingFang SC Regular" w:hAnsi="PingFang SC Regular" w:eastAsia="PingFang SC Regular" w:cs="PingFang SC Regular"/>
-          <w:outline w:val="0"/>
-          <w:color w:val="666666"/>
           <w:sz w:val="32"/>
           <w:szCs w:val="32"/>
           <w:shd w:val="clear" w:color="auto" w:fill="FFFFFF"/>
@@ -2414,8 +1953,6 @@
           <w:bCs w:val="0"/>
           <w:i w:val="0"/>
           <w:iCs w:val="0"/>
-          <w:outline w:val="0"/>
-          <w:color w:val="666666"/>
           <w:sz w:val="32"/>
           <w:szCs w:val="32"/>
           <w:shd w:val="clear" w:color="auto" w:fill="FFFFFF"/>
@@ -2435,23 +1972,19 @@
         <w:jc w:val="left"/>
         <w:rPr>
           <w:rFonts w:hint="eastAsia" w:ascii="PingFang SC Regular" w:hAnsi="PingFang SC Regular" w:eastAsia="PingFang SC Regular" w:cs="PingFang SC Regular"/>
-          <w:outline w:val="0"/>
-          <w:color w:val="666666"/>
-          <w:sz w:val="32"/>
-          <w:szCs w:val="32"/>
-          <w:shd w:val="clear" w:color="auto" w:fill="FFFFFF"/>
-          <w:rtl w:val="0"/>
-        </w:rPr>
-      </w:pPr>
-      <w:r>
-        <w:rPr>
-          <w:rFonts w:hint="eastAsia" w:ascii="PingFang SC Regular" w:hAnsi="PingFang SC Regular" w:eastAsia="PingFang SC Regular" w:cs="PingFang SC Regular"/>
-          <w:b w:val="0"/>
-          <w:bCs w:val="0"/>
-          <w:i w:val="0"/>
-          <w:iCs w:val="0"/>
-          <w:outline w:val="0"/>
-          <w:color w:val="666666"/>
+          <w:sz w:val="32"/>
+          <w:szCs w:val="32"/>
+          <w:shd w:val="clear" w:color="auto" w:fill="FFFFFF"/>
+          <w:rtl w:val="0"/>
+        </w:rPr>
+      </w:pPr>
+      <w:r>
+        <w:rPr>
+          <w:rFonts w:hint="eastAsia" w:ascii="PingFang SC Regular" w:hAnsi="PingFang SC Regular" w:eastAsia="PingFang SC Regular" w:cs="PingFang SC Regular"/>
+          <w:b w:val="0"/>
+          <w:bCs w:val="0"/>
+          <w:i w:val="0"/>
+          <w:iCs w:val="0"/>
           <w:sz w:val="32"/>
           <w:szCs w:val="32"/>
           <w:shd w:val="clear" w:color="auto" w:fill="FFFFFF"/>
@@ -2467,8 +2000,6 @@
           <w:bCs w:val="0"/>
           <w:i w:val="0"/>
           <w:iCs w:val="0"/>
-          <w:outline w:val="0"/>
-          <w:color w:val="666666"/>
           <w:sz w:val="32"/>
           <w:szCs w:val="32"/>
           <w:shd w:val="clear" w:color="auto" w:fill="FFFFFF"/>
@@ -2488,23 +2019,19 @@
         <w:jc w:val="left"/>
         <w:rPr>
           <w:rFonts w:hint="eastAsia" w:ascii="PingFang SC Regular" w:hAnsi="PingFang SC Regular" w:eastAsia="PingFang SC Regular" w:cs="PingFang SC Regular"/>
-          <w:outline w:val="0"/>
-          <w:color w:val="666666"/>
-          <w:sz w:val="32"/>
-          <w:szCs w:val="32"/>
-          <w:shd w:val="clear" w:color="auto" w:fill="FFFFFF"/>
-          <w:rtl w:val="0"/>
-        </w:rPr>
-      </w:pPr>
-      <w:r>
-        <w:rPr>
-          <w:rFonts w:hint="eastAsia" w:ascii="PingFang SC Regular" w:hAnsi="PingFang SC Regular" w:eastAsia="PingFang SC Regular" w:cs="PingFang SC Regular"/>
-          <w:b w:val="0"/>
-          <w:bCs w:val="0"/>
-          <w:i w:val="0"/>
-          <w:iCs w:val="0"/>
-          <w:outline w:val="0"/>
-          <w:color w:val="666666"/>
+          <w:sz w:val="32"/>
+          <w:szCs w:val="32"/>
+          <w:shd w:val="clear" w:color="auto" w:fill="FFFFFF"/>
+          <w:rtl w:val="0"/>
+        </w:rPr>
+      </w:pPr>
+      <w:r>
+        <w:rPr>
+          <w:rFonts w:hint="eastAsia" w:ascii="PingFang SC Regular" w:hAnsi="PingFang SC Regular" w:eastAsia="PingFang SC Regular" w:cs="PingFang SC Regular"/>
+          <w:b w:val="0"/>
+          <w:bCs w:val="0"/>
+          <w:i w:val="0"/>
+          <w:iCs w:val="0"/>
           <w:sz w:val="32"/>
           <w:szCs w:val="32"/>
           <w:shd w:val="clear" w:color="auto" w:fill="FFFFFF"/>
@@ -2524,23 +2051,19 @@
         <w:jc w:val="left"/>
         <w:rPr>
           <w:rFonts w:hint="eastAsia" w:ascii="PingFang SC Regular" w:hAnsi="PingFang SC Regular" w:eastAsia="PingFang SC Regular" w:cs="PingFang SC Regular"/>
-          <w:outline w:val="0"/>
-          <w:color w:val="666666"/>
-          <w:sz w:val="32"/>
-          <w:szCs w:val="32"/>
-          <w:shd w:val="clear" w:color="auto" w:fill="FFFFFF"/>
-          <w:rtl w:val="0"/>
-        </w:rPr>
-      </w:pPr>
-      <w:r>
-        <w:rPr>
-          <w:rFonts w:hint="eastAsia" w:ascii="PingFang SC Regular" w:hAnsi="PingFang SC Regular" w:eastAsia="PingFang SC Regular" w:cs="PingFang SC Regular"/>
-          <w:b w:val="0"/>
-          <w:bCs w:val="0"/>
-          <w:i w:val="0"/>
-          <w:iCs w:val="0"/>
-          <w:outline w:val="0"/>
-          <w:color w:val="666666"/>
+          <w:sz w:val="32"/>
+          <w:szCs w:val="32"/>
+          <w:shd w:val="clear" w:color="auto" w:fill="FFFFFF"/>
+          <w:rtl w:val="0"/>
+        </w:rPr>
+      </w:pPr>
+      <w:r>
+        <w:rPr>
+          <w:rFonts w:hint="eastAsia" w:ascii="PingFang SC Regular" w:hAnsi="PingFang SC Regular" w:eastAsia="PingFang SC Regular" w:cs="PingFang SC Regular"/>
+          <w:b w:val="0"/>
+          <w:bCs w:val="0"/>
+          <w:i w:val="0"/>
+          <w:iCs w:val="0"/>
           <w:sz w:val="32"/>
           <w:szCs w:val="32"/>
           <w:shd w:val="clear" w:color="auto" w:fill="FFFFFF"/>
@@ -2560,23 +2083,19 @@
         <w:jc w:val="left"/>
         <w:rPr>
           <w:rFonts w:hint="eastAsia" w:ascii="PingFang SC Regular" w:hAnsi="PingFang SC Regular" w:eastAsia="PingFang SC Regular" w:cs="PingFang SC Regular"/>
-          <w:outline w:val="0"/>
-          <w:color w:val="666666"/>
-          <w:sz w:val="32"/>
-          <w:szCs w:val="32"/>
-          <w:shd w:val="clear" w:color="auto" w:fill="FFFFFF"/>
-          <w:rtl w:val="0"/>
-        </w:rPr>
-      </w:pPr>
-      <w:r>
-        <w:rPr>
-          <w:rFonts w:hint="eastAsia" w:ascii="PingFang SC Regular" w:hAnsi="PingFang SC Regular" w:eastAsia="PingFang SC Regular" w:cs="PingFang SC Regular"/>
-          <w:b w:val="0"/>
-          <w:bCs w:val="0"/>
-          <w:i w:val="0"/>
-          <w:iCs w:val="0"/>
-          <w:outline w:val="0"/>
-          <w:color w:val="666666"/>
+          <w:sz w:val="32"/>
+          <w:szCs w:val="32"/>
+          <w:shd w:val="clear" w:color="auto" w:fill="FFFFFF"/>
+          <w:rtl w:val="0"/>
+        </w:rPr>
+      </w:pPr>
+      <w:r>
+        <w:rPr>
+          <w:rFonts w:hint="eastAsia" w:ascii="PingFang SC Regular" w:hAnsi="PingFang SC Regular" w:eastAsia="PingFang SC Regular" w:cs="PingFang SC Regular"/>
+          <w:b w:val="0"/>
+          <w:bCs w:val="0"/>
+          <w:i w:val="0"/>
+          <w:iCs w:val="0"/>
           <w:sz w:val="32"/>
           <w:szCs w:val="32"/>
           <w:shd w:val="clear" w:color="auto" w:fill="FFFFFF"/>
@@ -2588,8 +2107,6 @@
       <w:r>
         <w:rPr>
           <w:rFonts w:hint="eastAsia" w:ascii="PingFang SC Regular" w:hAnsi="PingFang SC Regular" w:eastAsia="PingFang SC Regular" w:cs="PingFang SC Regular"/>
-          <w:outline w:val="0"/>
-          <w:color w:val="666666"/>
           <w:sz w:val="32"/>
           <w:szCs w:val="32"/>
           <w:shd w:val="clear" w:color="auto" w:fill="FFFFFF"/>
@@ -2605,8 +2122,6 @@
           <w:bCs w:val="0"/>
           <w:i w:val="0"/>
           <w:iCs w:val="0"/>
-          <w:outline w:val="0"/>
-          <w:color w:val="666666"/>
           <w:sz w:val="32"/>
           <w:szCs w:val="32"/>
           <w:shd w:val="clear" w:color="auto" w:fill="FFFFFF"/>
@@ -2618,8 +2133,6 @@
       <w:r>
         <w:rPr>
           <w:rFonts w:hint="eastAsia" w:ascii="PingFang SC Regular" w:hAnsi="PingFang SC Regular" w:eastAsia="PingFang SC Regular" w:cs="PingFang SC Regular"/>
-          <w:outline w:val="0"/>
-          <w:color w:val="666666"/>
           <w:sz w:val="32"/>
           <w:szCs w:val="32"/>
           <w:shd w:val="clear" w:color="auto" w:fill="FFFFFF"/>
@@ -2634,8 +2147,6 @@
           <w:bCs w:val="0"/>
           <w:i w:val="0"/>
           <w:iCs w:val="0"/>
-          <w:outline w:val="0"/>
-          <w:color w:val="666666"/>
           <w:sz w:val="32"/>
           <w:szCs w:val="32"/>
           <w:shd w:val="clear" w:color="auto" w:fill="FFFFFF"/>
@@ -2647,8 +2158,6 @@
       <w:r>
         <w:rPr>
           <w:rFonts w:hint="eastAsia" w:ascii="PingFang SC Regular" w:hAnsi="PingFang SC Regular" w:eastAsia="PingFang SC Regular" w:cs="PingFang SC Regular"/>
-          <w:outline w:val="0"/>
-          <w:color w:val="666666"/>
           <w:sz w:val="32"/>
           <w:szCs w:val="32"/>
           <w:shd w:val="clear" w:color="auto" w:fill="FFFFFF"/>
@@ -2664,8 +2173,6 @@
           <w:bCs w:val="0"/>
           <w:i w:val="0"/>
           <w:iCs w:val="0"/>
-          <w:outline w:val="0"/>
-          <w:color w:val="666666"/>
           <w:sz w:val="32"/>
           <w:szCs w:val="32"/>
           <w:shd w:val="clear" w:color="auto" w:fill="FFFFFF"/>
@@ -2677,8 +2184,6 @@
       <w:r>
         <w:rPr>
           <w:rFonts w:hint="eastAsia" w:ascii="PingFang SC Regular" w:hAnsi="PingFang SC Regular" w:eastAsia="PingFang SC Regular" w:cs="PingFang SC Regular"/>
-          <w:outline w:val="0"/>
-          <w:color w:val="666666"/>
           <w:sz w:val="32"/>
           <w:szCs w:val="32"/>
           <w:shd w:val="clear" w:color="auto" w:fill="FFFFFF"/>
@@ -2693,8 +2198,6 @@
           <w:bCs w:val="0"/>
           <w:i w:val="0"/>
           <w:iCs w:val="0"/>
-          <w:outline w:val="0"/>
-          <w:color w:val="666666"/>
           <w:sz w:val="32"/>
           <w:szCs w:val="32"/>
           <w:shd w:val="clear" w:color="auto" w:fill="FFFFFF"/>
@@ -2713,71 +2216,157 @@
         <w:jc w:val="left"/>
         <w:rPr>
           <w:rFonts w:hint="eastAsia" w:ascii="PingFang SC Regular" w:hAnsi="PingFang SC Regular" w:eastAsia="PingFang SC Regular" w:cs="PingFang SC Regular"/>
-          <w:outline w:val="0"/>
-          <w:color w:val="666666"/>
+          <w:sz w:val="32"/>
+          <w:szCs w:val="32"/>
+          <w:rtl w:val="0"/>
+        </w:rPr>
+      </w:pPr>
+      <w:r>
+        <w:rPr>
+          <w:rFonts w:hint="eastAsia" w:ascii="PingFang SC Regular" w:hAnsi="PingFang SC Regular" w:eastAsia="PingFang SC Regular" w:cs="PingFang SC Regular"/>
+          <w:b w:val="0"/>
+          <w:bCs w:val="0"/>
+          <w:i w:val="0"/>
+          <w:iCs w:val="0"/>
+          <w:sz w:val="32"/>
+          <w:szCs w:val="32"/>
+          <w:u w:val="none"/>
+          <w:shd w:val="clear" w:color="auto" w:fill="FFFFFF"/>
+          <w:rtl w:val="0"/>
+          <w:lang w:val="ja-JP" w:eastAsia="ja-JP"/>
+        </w:rPr>
+        <w:t>最近更新日期：</w:t>
+      </w:r>
+      <w:r>
+        <w:rPr>
+          <w:rFonts w:hint="eastAsia" w:ascii="PingFang SC Regular" w:hAnsi="PingFang SC Regular" w:eastAsia="PingFang SC Regular" w:cs="PingFang SC Regular"/>
           <w:sz w:val="32"/>
           <w:szCs w:val="32"/>
           <w:u w:val="single"/>
           <w:shd w:val="clear" w:color="auto" w:fill="FFFFFF"/>
           <w:rtl w:val="0"/>
         </w:rPr>
-      </w:pPr>
-      <w:r>
-        <w:rPr>
-          <w:rFonts w:hint="eastAsia" w:ascii="PingFang SC Regular" w:hAnsi="PingFang SC Regular" w:eastAsia="PingFang SC Regular" w:cs="PingFang SC Regular"/>
-          <w:b w:val="0"/>
-          <w:bCs w:val="0"/>
-          <w:i w:val="0"/>
-          <w:iCs w:val="0"/>
-          <w:outline w:val="0"/>
-          <w:color w:val="666666"/>
+        <w:t>  202</w:t>
+      </w:r>
+      <w:r>
+        <w:rPr>
+          <w:rFonts w:hint="eastAsia" w:ascii="PingFang SC Regular" w:hAnsi="PingFang SC Regular" w:eastAsia="PingFang SC Regular" w:cs="PingFang SC Regular"/>
+          <w:sz w:val="32"/>
+          <w:szCs w:val="32"/>
+          <w:u w:val="single"/>
+          <w:shd w:val="clear" w:color="auto" w:fill="FFFFFF"/>
+          <w:rtl w:val="0"/>
+          <w:lang w:val="zh-CN" w:eastAsia="zh-CN"/>
+        </w:rPr>
+        <w:t>4</w:t>
+      </w:r>
+      <w:r>
+        <w:rPr>
+          <w:rFonts w:hint="eastAsia" w:ascii="PingFang SC Regular" w:hAnsi="PingFang SC Regular" w:eastAsia="PingFang SC Regular" w:cs="PingFang SC Regular"/>
+          <w:sz w:val="32"/>
+          <w:szCs w:val="32"/>
+          <w:u w:val="single"/>
+          <w:shd w:val="clear" w:color="auto" w:fill="FFFFFF"/>
+          <w:rtl w:val="0"/>
+        </w:rPr>
+        <w:t>  </w:t>
+      </w:r>
+      <w:r>
+        <w:rPr>
+          <w:rFonts w:hint="eastAsia" w:ascii="PingFang SC Regular" w:hAnsi="PingFang SC Regular" w:eastAsia="PingFang SC Regular" w:cs="PingFang SC Regular"/>
+          <w:b w:val="0"/>
+          <w:bCs w:val="0"/>
+          <w:i w:val="0"/>
+          <w:iCs w:val="0"/>
           <w:sz w:val="32"/>
           <w:szCs w:val="32"/>
           <w:u w:val="none"/>
           <w:shd w:val="clear" w:color="auto" w:fill="FFFFFF"/>
           <w:rtl w:val="0"/>
-          <w:lang w:val="ja-JP" w:eastAsia="ja-JP"/>
-        </w:rPr>
-        <w:t>最近更新日期：</w:t>
-      </w:r>
-      <w:r>
-        <w:rPr>
-          <w:rFonts w:hint="eastAsia" w:ascii="PingFang SC Regular" w:hAnsi="PingFang SC Regular" w:eastAsia="PingFang SC Regular" w:cs="PingFang SC Regular"/>
-          <w:outline w:val="0"/>
-          <w:color w:val="666666"/>
+        </w:rPr>
+        <w:t>年</w:t>
+      </w:r>
+      <w:r>
+        <w:rPr>
+          <w:rFonts w:hint="eastAsia" w:ascii="PingFang SC Regular" w:hAnsi="PingFang SC Regular" w:eastAsia="PingFang SC Regular" w:cs="PingFang SC Regular"/>
           <w:sz w:val="32"/>
           <w:szCs w:val="32"/>
           <w:u w:val="single"/>
           <w:shd w:val="clear" w:color="auto" w:fill="FFFFFF"/>
           <w:rtl w:val="0"/>
         </w:rPr>
-        <w:t>  202</w:t>
-      </w:r>
-      <w:r>
-        <w:rPr>
-          <w:rFonts w:hint="eastAsia" w:ascii="PingFang SC Regular" w:hAnsi="PingFang SC Regular" w:eastAsia="PingFang SC Regular" w:cs="PingFang SC Regular"/>
-          <w:outline w:val="0"/>
-          <w:color w:val="666666"/>
+        <w:t>   </w:t>
+      </w:r>
+      <w:r>
+        <w:rPr>
+          <w:rFonts w:hint="eastAsia" w:ascii="PingFang SC Regular" w:hAnsi="PingFang SC Regular" w:eastAsia="PingFang SC Regular" w:cs="PingFang SC Regular"/>
           <w:sz w:val="32"/>
           <w:szCs w:val="32"/>
           <w:u w:val="single"/>
           <w:shd w:val="clear" w:color="auto" w:fill="FFFFFF"/>
           <w:rtl w:val="0"/>
-          <w:lang w:val="zh-CN" w:eastAsia="zh-CN"/>
-        </w:rPr>
-        <w:t>4</w:t>
-      </w:r>
-      <w:r>
-        <w:rPr>
-          <w:rFonts w:hint="eastAsia" w:ascii="PingFang SC Regular" w:hAnsi="PingFang SC Regular" w:eastAsia="PingFang SC Regular" w:cs="PingFang SC Regular"/>
-          <w:outline w:val="0"/>
-          <w:color w:val="666666"/>
+          <w:lang w:val="en-US"/>
+        </w:rPr>
+        <w:t>12</w:t>
+      </w:r>
+      <w:r>
+        <w:rPr>
+          <w:rFonts w:hint="eastAsia" w:ascii="PingFang SC Regular" w:hAnsi="PingFang SC Regular" w:eastAsia="PingFang SC Regular" w:cs="PingFang SC Regular"/>
           <w:sz w:val="32"/>
           <w:szCs w:val="32"/>
           <w:u w:val="single"/>
           <w:shd w:val="clear" w:color="auto" w:fill="FFFFFF"/>
           <w:rtl w:val="0"/>
         </w:rPr>
+        <w:t>   </w:t>
+      </w:r>
+      <w:r>
+        <w:rPr>
+          <w:rFonts w:hint="eastAsia" w:ascii="PingFang SC Regular" w:hAnsi="PingFang SC Regular" w:eastAsia="PingFang SC Regular" w:cs="PingFang SC Regular"/>
+          <w:b w:val="0"/>
+          <w:bCs w:val="0"/>
+          <w:i w:val="0"/>
+          <w:iCs w:val="0"/>
+          <w:sz w:val="32"/>
+          <w:szCs w:val="32"/>
+          <w:u w:val="none"/>
+          <w:shd w:val="clear" w:color="auto" w:fill="FFFFFF"/>
+          <w:rtl w:val="0"/>
+        </w:rPr>
+        <w:t>月</w:t>
+      </w:r>
+      <w:r>
+        <w:rPr>
+          <w:rFonts w:hint="eastAsia" w:ascii="PingFang SC Regular" w:hAnsi="PingFang SC Regular" w:eastAsia="PingFang SC Regular" w:cs="PingFang SC Regular"/>
+          <w:sz w:val="32"/>
+          <w:szCs w:val="32"/>
+          <w:u w:val="single"/>
+          <w:shd w:val="clear" w:color="auto" w:fill="FFFFFF"/>
+          <w:rtl w:val="0"/>
+        </w:rPr>
+        <w:t xml:space="preserve">  </w:t>
+      </w:r>
+      <w:r>
+        <w:rPr>
+          <w:rFonts w:hint="eastAsia" w:ascii="PingFang SC Regular" w:hAnsi="PingFang SC Regular" w:eastAsia="PingFang SC Regular" w:cs="PingFang SC Regular"/>
+          <w:sz w:val="32"/>
+          <w:szCs w:val="32"/>
+          <w:u w:val="single"/>
+          <w:shd w:val="clear" w:color="auto" w:fill="FFFFFF"/>
+          <w:rtl w:val="0"/>
+          <w:lang w:val="zh-CN" w:eastAsia="zh-CN"/>
+        </w:rPr>
+        <w:t>6</w:t>
+      </w:r>
+      <w:r>
+        <w:rPr>
+          <w:rFonts w:hint="eastAsia" w:ascii="PingFang SC Regular" w:hAnsi="PingFang SC Regular" w:eastAsia="PingFang SC Regular" w:cs="PingFang SC Regular"/>
+          <w:sz w:val="32"/>
+          <w:szCs w:val="32"/>
+          <w:u w:val="single"/>
+          <w:shd w:val="clear" w:color="auto" w:fill="FFFFFF"/>
+          <w:rtl w:val="0"/>
+        </w:rPr>
         <w:t>  </w:t>
       </w:r>
       <w:r>
@@ -2787,147 +2376,14 @@
           <w:bCs w:val="0"/>
           <w:i w:val="0"/>
           <w:iCs w:val="0"/>
-          <w:outline w:val="0"/>
-          <w:color w:val="666666"/>
           <w:sz w:val="32"/>
           <w:szCs w:val="32"/>
           <w:u w:val="none"/>
           <w:shd w:val="clear" w:color="auto" w:fill="FFFFFF"/>
           <w:rtl w:val="0"/>
         </w:rPr>
-        <w:t>年</w:t>
-      </w:r>
-      <w:r>
-        <w:rPr>
-          <w:rFonts w:hint="eastAsia" w:ascii="PingFang SC Regular" w:hAnsi="PingFang SC Regular" w:eastAsia="PingFang SC Regular" w:cs="PingFang SC Regular"/>
-          <w:outline w:val="0"/>
-          <w:color w:val="666666"/>
-          <w:sz w:val="32"/>
-          <w:szCs w:val="32"/>
-          <w:u w:val="single"/>
-          <w:shd w:val="clear" w:color="auto" w:fill="FFFFFF"/>
-          <w:rtl w:val="0"/>
-        </w:rPr>
-        <w:t>   </w:t>
-      </w:r>
-      <w:r>
-        <w:rPr>
-          <w:rFonts w:hint="eastAsia" w:ascii="PingFang SC Regular" w:hAnsi="PingFang SC Regular" w:eastAsia="PingFang SC Regular" w:cs="PingFang SC Regular"/>
-          <w:outline w:val="0"/>
-          <w:color w:val="666666"/>
-          <w:sz w:val="32"/>
-          <w:szCs w:val="32"/>
-          <w:u w:val="single"/>
-          <w:shd w:val="clear" w:color="auto" w:fill="FFFFFF"/>
-          <w:rtl w:val="0"/>
-          <w:lang w:val="zh-CN" w:eastAsia="zh-CN"/>
-        </w:rPr>
-        <w:t>9</w:t>
-      </w:r>
-      <w:r>
-        <w:rPr>
-          <w:rFonts w:hint="eastAsia" w:ascii="PingFang SC Regular" w:hAnsi="PingFang SC Regular" w:eastAsia="PingFang SC Regular" w:cs="PingFang SC Regular"/>
-          <w:outline w:val="0"/>
-          <w:color w:val="666666"/>
-          <w:sz w:val="32"/>
-          <w:szCs w:val="32"/>
-          <w:u w:val="single"/>
-          <w:shd w:val="clear" w:color="auto" w:fill="FFFFFF"/>
-          <w:rtl w:val="0"/>
-        </w:rPr>
-        <w:t>   </w:t>
-      </w:r>
-      <w:r>
-        <w:rPr>
-          <w:rFonts w:hint="eastAsia" w:ascii="PingFang SC Regular" w:hAnsi="PingFang SC Regular" w:eastAsia="PingFang SC Regular" w:cs="PingFang SC Regular"/>
-          <w:b w:val="0"/>
-          <w:bCs w:val="0"/>
-          <w:i w:val="0"/>
-          <w:iCs w:val="0"/>
-          <w:outline w:val="0"/>
-          <w:color w:val="666666"/>
-          <w:sz w:val="32"/>
-          <w:szCs w:val="32"/>
-          <w:u w:val="none"/>
-          <w:shd w:val="clear" w:color="auto" w:fill="FFFFFF"/>
-          <w:rtl w:val="0"/>
-        </w:rPr>
-        <w:t>月</w:t>
-      </w:r>
-      <w:r>
-        <w:rPr>
-          <w:rFonts w:hint="eastAsia" w:ascii="PingFang SC Regular" w:hAnsi="PingFang SC Regular" w:eastAsia="PingFang SC Regular" w:cs="PingFang SC Regular"/>
-          <w:outline w:val="0"/>
-          <w:color w:val="666666"/>
-          <w:sz w:val="32"/>
-          <w:szCs w:val="32"/>
-          <w:u w:val="single"/>
-          <w:shd w:val="clear" w:color="auto" w:fill="FFFFFF"/>
-          <w:rtl w:val="0"/>
-        </w:rPr>
-        <w:t xml:space="preserve">  </w:t>
-      </w:r>
-      <w:r>
-        <w:rPr>
-          <w:rFonts w:hint="eastAsia" w:ascii="PingFang SC Regular" w:hAnsi="PingFang SC Regular" w:eastAsia="PingFang SC Regular" w:cs="PingFang SC Regular"/>
-          <w:outline w:val="0"/>
-          <w:color w:val="666666"/>
-          <w:sz w:val="32"/>
-          <w:szCs w:val="32"/>
-          <w:u w:val="single"/>
-          <w:shd w:val="clear" w:color="auto" w:fill="FFFFFF"/>
-          <w:rtl w:val="0"/>
-          <w:lang w:val="zh-CN" w:eastAsia="zh-CN"/>
-        </w:rPr>
-        <w:t>6</w:t>
-      </w:r>
-      <w:r>
-        <w:rPr>
-          <w:rFonts w:hint="eastAsia" w:ascii="PingFang SC Regular" w:hAnsi="PingFang SC Regular" w:eastAsia="PingFang SC Regular" w:cs="PingFang SC Regular"/>
-          <w:outline w:val="0"/>
-          <w:color w:val="666666"/>
-          <w:sz w:val="32"/>
-          <w:szCs w:val="32"/>
-          <w:u w:val="single"/>
-          <w:shd w:val="clear" w:color="auto" w:fill="FFFFFF"/>
-          <w:rtl w:val="0"/>
-        </w:rPr>
-        <w:t>  </w:t>
-      </w:r>
-      <w:r>
-        <w:rPr>
-          <w:rFonts w:hint="eastAsia" w:ascii="PingFang SC Regular" w:hAnsi="PingFang SC Regular" w:eastAsia="PingFang SC Regular" w:cs="PingFang SC Regular"/>
-          <w:b w:val="0"/>
-          <w:bCs w:val="0"/>
-          <w:i w:val="0"/>
-          <w:iCs w:val="0"/>
-          <w:outline w:val="0"/>
-          <w:color w:val="666666"/>
-          <w:sz w:val="32"/>
-          <w:szCs w:val="32"/>
-          <w:u w:val="none"/>
-          <w:shd w:val="clear" w:color="auto" w:fill="FFFFFF"/>
-          <w:rtl w:val="0"/>
-        </w:rPr>
         <w:t>日</w:t>
       </w:r>
-    </w:p>
-    <w:p>
-      <w:pPr>
-        <w:pStyle w:val="6"/>
-        <w:framePr w:wrap="auto" w:vAnchor="margin" w:hAnchor="text" w:yAlign="inline"/>
-        <w:bidi w:val="0"/>
-        <w:spacing w:before="0" w:after="160" w:line="240" w:lineRule="auto"/>
-        <w:ind w:left="0" w:right="0" w:firstLine="0"/>
-        <w:jc w:val="left"/>
-        <w:rPr>
-          <w:sz w:val="28"/>
-          <w:szCs w:val="28"/>
-          <w:rtl w:val="0"/>
-        </w:rPr>
-      </w:pPr>
-      <w:bookmarkStart w:id="0" w:name="_GoBack"/>
-      <w:bookmarkEnd w:id="0"/>
     </w:p>
     <w:sectPr>
       <w:headerReference r:id="rId5" w:type="default"/>
